--- a/docs/SoftwareRequirementSpecification.docx
+++ b/docs/SoftwareRequirementSpecification.docx
@@ -532,6 +532,16 @@
         </w:rPr>
         <w:t>Chitkara University, Punjab</w:t>
       </w:r>
+      <w:r>
+        <w:rPr>
+          <w:rFonts w:ascii="Times New Roman" w:hAnsi="Times New Roman" w:cs="Times New Roman"/>
+          <w:b/>
+          <w:bCs/>
+          <w:sz w:val="30"/>
+          <w:szCs w:val="30"/>
+        </w:rPr>
+        <w:br w:type="page"/>
+      </w:r>
     </w:p>
     <w:p>
       <w:pPr>
@@ -549,774 +559,652 @@
           <w:rFonts w:ascii="Times New Roman" w:hAnsi="Times New Roman" w:cs="Times New Roman"/>
           <w:b/>
           <w:bCs/>
-          <w:sz w:val="30"/>
-          <w:szCs w:val="30"/>
-        </w:rPr>
-        <w:br w:type="page"/>
-      </w:r>
-      <w:r>
-        <w:rPr>
-          <w:rFonts w:ascii="Times New Roman" w:hAnsi="Times New Roman" w:cs="Times New Roman"/>
-          <w:b/>
-          <w:bCs/>
           <w:sz w:val="40"/>
           <w:szCs w:val="40"/>
         </w:rPr>
         <w:lastRenderedPageBreak/>
-        <w:t>Table Of Content</w:t>
-      </w:r>
-    </w:p>
-    <w:p>
-      <w:pPr>
-        <w:jc w:val="center"/>
-        <w:rPr>
-          <w:rFonts w:ascii="Times New Roman" w:hAnsi="Times New Roman" w:cs="Times New Roman"/>
-          <w:b/>
-          <w:bCs/>
-          <w:sz w:val="30"/>
-          <w:szCs w:val="30"/>
-        </w:rPr>
-      </w:pPr>
-    </w:p>
-    <w:tbl>
-      <w:tblPr>
-        <w:tblStyle w:val="TableGrid"/>
-        <w:tblW w:w="0" w:type="auto"/>
-        <w:tblLook w:val="04A0" w:firstRow="1" w:lastRow="0" w:firstColumn="1" w:lastColumn="0" w:noHBand="0" w:noVBand="1"/>
-      </w:tblPr>
-      <w:tblGrid>
-        <w:gridCol w:w="3005"/>
-        <w:gridCol w:w="3005"/>
-        <w:gridCol w:w="3006"/>
-      </w:tblGrid>
-      <w:tr>
-        <w:tc>
-          <w:tcPr>
-            <w:tcW w:w="3005" w:type="dxa"/>
-          </w:tcPr>
-          <w:p>
-            <w:pPr>
-              <w:jc w:val="center"/>
-              <w:rPr>
-                <w:rFonts w:ascii="Times New Roman" w:hAnsi="Times New Roman" w:cs="Times New Roman"/>
-                <w:b/>
-                <w:bCs/>
-                <w:sz w:val="30"/>
-                <w:szCs w:val="30"/>
-              </w:rPr>
-            </w:pPr>
-            <w:r>
-              <w:rPr>
-                <w:rFonts w:ascii="Times New Roman" w:hAnsi="Times New Roman" w:cs="Times New Roman"/>
-                <w:b/>
-                <w:bCs/>
-                <w:sz w:val="30"/>
-                <w:szCs w:val="30"/>
-              </w:rPr>
-              <w:t>Sr.</w:t>
-            </w:r>
-            <w:r>
-              <w:rPr>
-                <w:rFonts w:ascii="Times New Roman" w:hAnsi="Times New Roman" w:cs="Times New Roman"/>
-                <w:b/>
-                <w:bCs/>
-                <w:sz w:val="30"/>
-                <w:szCs w:val="30"/>
-              </w:rPr>
-              <w:t xml:space="preserve"> </w:t>
-            </w:r>
-            <w:r>
-              <w:rPr>
-                <w:rFonts w:ascii="Times New Roman" w:hAnsi="Times New Roman" w:cs="Times New Roman"/>
-                <w:b/>
-                <w:bCs/>
-                <w:sz w:val="30"/>
-                <w:szCs w:val="30"/>
-              </w:rPr>
-              <w:t>No.</w:t>
-            </w:r>
-          </w:p>
-        </w:tc>
-        <w:tc>
-          <w:tcPr>
-            <w:tcW w:w="3005" w:type="dxa"/>
-          </w:tcPr>
-          <w:p>
-            <w:pPr>
-              <w:jc w:val="center"/>
-              <w:rPr>
-                <w:rFonts w:ascii="Times New Roman" w:hAnsi="Times New Roman" w:cs="Times New Roman"/>
-                <w:b/>
-                <w:bCs/>
-                <w:sz w:val="30"/>
-                <w:szCs w:val="30"/>
-              </w:rPr>
-            </w:pPr>
-            <w:r>
-              <w:rPr>
-                <w:rFonts w:ascii="Times New Roman" w:hAnsi="Times New Roman" w:cs="Times New Roman"/>
-                <w:b/>
-                <w:bCs/>
-                <w:sz w:val="30"/>
-                <w:szCs w:val="30"/>
-              </w:rPr>
-              <w:t xml:space="preserve">Content </w:t>
-            </w:r>
-          </w:p>
-        </w:tc>
-        <w:tc>
-          <w:tcPr>
-            <w:tcW w:w="3006" w:type="dxa"/>
-          </w:tcPr>
-          <w:p>
-            <w:pPr>
-              <w:jc w:val="center"/>
-              <w:rPr>
-                <w:rFonts w:ascii="Times New Roman" w:hAnsi="Times New Roman" w:cs="Times New Roman"/>
-                <w:b/>
-                <w:bCs/>
-                <w:sz w:val="30"/>
-                <w:szCs w:val="30"/>
-              </w:rPr>
-            </w:pPr>
-            <w:r>
-              <w:rPr>
-                <w:rFonts w:ascii="Times New Roman" w:hAnsi="Times New Roman" w:cs="Times New Roman"/>
-                <w:b/>
-                <w:bCs/>
-                <w:sz w:val="30"/>
-                <w:szCs w:val="30"/>
-              </w:rPr>
-              <w:t>Page Number</w:t>
-            </w:r>
-          </w:p>
-        </w:tc>
-      </w:tr>
-      <w:tr>
-        <w:tc>
-          <w:tcPr>
-            <w:tcW w:w="3005" w:type="dxa"/>
-          </w:tcPr>
-          <w:p>
-            <w:pPr>
-              <w:jc w:val="center"/>
-              <w:rPr>
-                <w:rFonts w:ascii="Times New Roman" w:hAnsi="Times New Roman" w:cs="Times New Roman"/>
-                <w:sz w:val="30"/>
-                <w:szCs w:val="30"/>
-              </w:rPr>
-            </w:pPr>
-            <w:r>
-              <w:rPr>
-                <w:rFonts w:ascii="Times New Roman" w:hAnsi="Times New Roman" w:cs="Times New Roman"/>
-                <w:sz w:val="30"/>
-                <w:szCs w:val="30"/>
-              </w:rPr>
-              <w:t>1</w:t>
-            </w:r>
-          </w:p>
-        </w:tc>
-        <w:tc>
-          <w:tcPr>
-            <w:tcW w:w="3005" w:type="dxa"/>
-          </w:tcPr>
-          <w:p>
-            <w:pPr>
-              <w:jc w:val="center"/>
-              <w:rPr>
-                <w:rFonts w:ascii="Times New Roman" w:hAnsi="Times New Roman" w:cs="Times New Roman"/>
-                <w:sz w:val="30"/>
-                <w:szCs w:val="30"/>
-              </w:rPr>
-            </w:pPr>
-            <w:r>
-              <w:rPr>
-                <w:rFonts w:ascii="Times New Roman" w:hAnsi="Times New Roman" w:cs="Times New Roman"/>
-                <w:sz w:val="30"/>
-                <w:szCs w:val="30"/>
-              </w:rPr>
-              <w:t>Introduction</w:t>
-            </w:r>
-          </w:p>
-        </w:tc>
-        <w:tc>
-          <w:tcPr>
-            <w:tcW w:w="3006" w:type="dxa"/>
-          </w:tcPr>
-          <w:p>
-            <w:pPr>
-              <w:jc w:val="center"/>
-              <w:rPr>
-                <w:rFonts w:ascii="Times New Roman" w:hAnsi="Times New Roman" w:cs="Times New Roman"/>
-                <w:sz w:val="30"/>
-                <w:szCs w:val="30"/>
-              </w:rPr>
-            </w:pPr>
-            <w:r>
-              <w:rPr>
-                <w:rFonts w:ascii="Times New Roman" w:hAnsi="Times New Roman" w:cs="Times New Roman"/>
-                <w:sz w:val="30"/>
-                <w:szCs w:val="30"/>
-              </w:rPr>
-              <w:t>1</w:t>
-            </w:r>
-          </w:p>
-        </w:tc>
-      </w:tr>
-      <w:tr>
-        <w:tc>
-          <w:tcPr>
-            <w:tcW w:w="3005" w:type="dxa"/>
-          </w:tcPr>
-          <w:p>
-            <w:pPr>
-              <w:jc w:val="center"/>
-              <w:rPr>
-                <w:rFonts w:ascii="Times New Roman" w:hAnsi="Times New Roman" w:cs="Times New Roman"/>
-                <w:sz w:val="30"/>
-                <w:szCs w:val="30"/>
-              </w:rPr>
-            </w:pPr>
-            <w:r>
-              <w:rPr>
-                <w:rFonts w:ascii="Times New Roman" w:hAnsi="Times New Roman" w:cs="Times New Roman"/>
-                <w:sz w:val="30"/>
-                <w:szCs w:val="30"/>
-              </w:rPr>
-              <w:t>2</w:t>
-            </w:r>
-          </w:p>
-        </w:tc>
-        <w:tc>
-          <w:tcPr>
-            <w:tcW w:w="3005" w:type="dxa"/>
-          </w:tcPr>
-          <w:p>
-            <w:pPr>
-              <w:jc w:val="center"/>
-              <w:rPr>
-                <w:rFonts w:ascii="Times New Roman" w:hAnsi="Times New Roman" w:cs="Times New Roman"/>
-                <w:sz w:val="30"/>
-                <w:szCs w:val="30"/>
-              </w:rPr>
-            </w:pPr>
-            <w:r>
-              <w:rPr>
-                <w:rFonts w:ascii="Times New Roman" w:hAnsi="Times New Roman" w:cs="Times New Roman"/>
-                <w:sz w:val="30"/>
-                <w:szCs w:val="30"/>
-              </w:rPr>
-              <w:t>Overall Description</w:t>
-            </w:r>
-          </w:p>
-        </w:tc>
-        <w:tc>
-          <w:tcPr>
-            <w:tcW w:w="3006" w:type="dxa"/>
-          </w:tcPr>
-          <w:p>
-            <w:pPr>
-              <w:jc w:val="center"/>
-              <w:rPr>
-                <w:rFonts w:ascii="Times New Roman" w:hAnsi="Times New Roman" w:cs="Times New Roman"/>
-                <w:sz w:val="30"/>
-                <w:szCs w:val="30"/>
-              </w:rPr>
-            </w:pPr>
-            <w:r>
-              <w:rPr>
-                <w:rFonts w:ascii="Times New Roman" w:hAnsi="Times New Roman" w:cs="Times New Roman"/>
-                <w:sz w:val="30"/>
-                <w:szCs w:val="30"/>
-              </w:rPr>
-              <w:t>2-</w:t>
-            </w:r>
-            <w:r>
-              <w:rPr>
-                <w:rFonts w:ascii="Times New Roman" w:hAnsi="Times New Roman" w:cs="Times New Roman"/>
-                <w:sz w:val="30"/>
-                <w:szCs w:val="30"/>
-              </w:rPr>
-              <w:t>3</w:t>
-            </w:r>
-          </w:p>
-        </w:tc>
-      </w:tr>
-      <w:tr>
-        <w:tc>
-          <w:tcPr>
-            <w:tcW w:w="3005" w:type="dxa"/>
-          </w:tcPr>
-          <w:p>
-            <w:pPr>
-              <w:jc w:val="center"/>
-              <w:rPr>
-                <w:rFonts w:ascii="Times New Roman" w:hAnsi="Times New Roman" w:cs="Times New Roman"/>
-                <w:sz w:val="30"/>
-                <w:szCs w:val="30"/>
-              </w:rPr>
-            </w:pPr>
-            <w:r>
-              <w:rPr>
-                <w:rFonts w:ascii="Times New Roman" w:hAnsi="Times New Roman" w:cs="Times New Roman"/>
-                <w:sz w:val="30"/>
-                <w:szCs w:val="30"/>
-              </w:rPr>
-              <w:t>3</w:t>
-            </w:r>
-          </w:p>
-        </w:tc>
-        <w:tc>
-          <w:tcPr>
-            <w:tcW w:w="3005" w:type="dxa"/>
-          </w:tcPr>
-          <w:p>
-            <w:pPr>
-              <w:jc w:val="center"/>
-              <w:rPr>
-                <w:rFonts w:ascii="Times New Roman" w:hAnsi="Times New Roman" w:cs="Times New Roman"/>
-                <w:sz w:val="30"/>
-                <w:szCs w:val="30"/>
-              </w:rPr>
-            </w:pPr>
-            <w:r>
-              <w:rPr>
-                <w:rFonts w:ascii="Times New Roman" w:hAnsi="Times New Roman" w:cs="Times New Roman"/>
-                <w:sz w:val="30"/>
-                <w:szCs w:val="30"/>
-              </w:rPr>
-              <w:t>System Feature</w:t>
-            </w:r>
-          </w:p>
-        </w:tc>
-        <w:tc>
-          <w:tcPr>
-            <w:tcW w:w="3006" w:type="dxa"/>
-          </w:tcPr>
-          <w:p>
-            <w:pPr>
-              <w:jc w:val="center"/>
-              <w:rPr>
-                <w:rFonts w:ascii="Times New Roman" w:hAnsi="Times New Roman" w:cs="Times New Roman"/>
-                <w:sz w:val="30"/>
-                <w:szCs w:val="30"/>
-              </w:rPr>
-            </w:pPr>
-            <w:r>
-              <w:rPr>
-                <w:rFonts w:ascii="Times New Roman" w:hAnsi="Times New Roman" w:cs="Times New Roman"/>
-                <w:sz w:val="30"/>
-                <w:szCs w:val="30"/>
-              </w:rPr>
-              <w:t>4-6</w:t>
-            </w:r>
-          </w:p>
-        </w:tc>
-      </w:tr>
-      <w:tr>
-        <w:tc>
-          <w:tcPr>
-            <w:tcW w:w="3005" w:type="dxa"/>
-          </w:tcPr>
-          <w:p>
-            <w:pPr>
-              <w:jc w:val="center"/>
-              <w:rPr>
-                <w:rFonts w:ascii="Times New Roman" w:hAnsi="Times New Roman" w:cs="Times New Roman"/>
-                <w:sz w:val="30"/>
-                <w:szCs w:val="30"/>
-              </w:rPr>
-            </w:pPr>
-            <w:r>
-              <w:rPr>
-                <w:rFonts w:ascii="Times New Roman" w:hAnsi="Times New Roman" w:cs="Times New Roman"/>
-                <w:sz w:val="30"/>
-                <w:szCs w:val="30"/>
-              </w:rPr>
-              <w:t>4</w:t>
-            </w:r>
-          </w:p>
-        </w:tc>
-        <w:tc>
-          <w:tcPr>
-            <w:tcW w:w="3005" w:type="dxa"/>
-          </w:tcPr>
-          <w:p>
-            <w:pPr>
-              <w:jc w:val="center"/>
-              <w:rPr>
-                <w:rFonts w:ascii="Times New Roman" w:hAnsi="Times New Roman" w:cs="Times New Roman"/>
-                <w:sz w:val="30"/>
-                <w:szCs w:val="30"/>
-              </w:rPr>
-            </w:pPr>
-            <w:r>
-              <w:rPr>
-                <w:rFonts w:ascii="Times New Roman" w:hAnsi="Times New Roman" w:cs="Times New Roman"/>
-                <w:sz w:val="30"/>
-                <w:szCs w:val="30"/>
-              </w:rPr>
-              <w:t>External Interface Requirement</w:t>
-            </w:r>
-          </w:p>
-        </w:tc>
-        <w:tc>
-          <w:tcPr>
-            <w:tcW w:w="3006" w:type="dxa"/>
-          </w:tcPr>
-          <w:p>
-            <w:pPr>
-              <w:jc w:val="center"/>
-              <w:rPr>
-                <w:rFonts w:ascii="Times New Roman" w:hAnsi="Times New Roman" w:cs="Times New Roman"/>
-                <w:sz w:val="30"/>
-                <w:szCs w:val="30"/>
-              </w:rPr>
-            </w:pPr>
-            <w:r>
-              <w:rPr>
-                <w:rFonts w:ascii="Times New Roman" w:hAnsi="Times New Roman" w:cs="Times New Roman"/>
-                <w:sz w:val="30"/>
-                <w:szCs w:val="30"/>
-              </w:rPr>
-              <w:t>7-8</w:t>
-            </w:r>
-          </w:p>
-        </w:tc>
-      </w:tr>
-      <w:tr>
-        <w:tc>
-          <w:tcPr>
-            <w:tcW w:w="3005" w:type="dxa"/>
-          </w:tcPr>
-          <w:p>
-            <w:pPr>
-              <w:jc w:val="center"/>
-              <w:rPr>
-                <w:rFonts w:ascii="Times New Roman" w:hAnsi="Times New Roman" w:cs="Times New Roman"/>
-                <w:sz w:val="30"/>
-                <w:szCs w:val="30"/>
-              </w:rPr>
-            </w:pPr>
-            <w:r>
-              <w:rPr>
-                <w:rFonts w:ascii="Times New Roman" w:hAnsi="Times New Roman" w:cs="Times New Roman"/>
-                <w:sz w:val="30"/>
-                <w:szCs w:val="30"/>
-              </w:rPr>
-              <w:t>5</w:t>
-            </w:r>
-          </w:p>
-        </w:tc>
-        <w:tc>
-          <w:tcPr>
-            <w:tcW w:w="3005" w:type="dxa"/>
-          </w:tcPr>
-          <w:p>
-            <w:pPr>
-              <w:jc w:val="center"/>
-              <w:rPr>
-                <w:rFonts w:ascii="Times New Roman" w:hAnsi="Times New Roman" w:cs="Times New Roman"/>
-                <w:sz w:val="30"/>
-                <w:szCs w:val="30"/>
-              </w:rPr>
-            </w:pPr>
-            <w:r>
-              <w:rPr>
-                <w:rFonts w:ascii="Times New Roman" w:hAnsi="Times New Roman" w:cs="Times New Roman"/>
-                <w:sz w:val="30"/>
-                <w:szCs w:val="30"/>
-              </w:rPr>
-              <w:t>Non-functional Requirement</w:t>
-            </w:r>
-          </w:p>
-        </w:tc>
-        <w:tc>
-          <w:tcPr>
-            <w:tcW w:w="3006" w:type="dxa"/>
-          </w:tcPr>
-          <w:p>
-            <w:pPr>
-              <w:jc w:val="center"/>
-              <w:rPr>
-                <w:rFonts w:ascii="Times New Roman" w:hAnsi="Times New Roman" w:cs="Times New Roman"/>
-                <w:sz w:val="30"/>
-                <w:szCs w:val="30"/>
-              </w:rPr>
-            </w:pPr>
-            <w:r>
-              <w:rPr>
-                <w:rFonts w:ascii="Times New Roman" w:hAnsi="Times New Roman" w:cs="Times New Roman"/>
-                <w:sz w:val="30"/>
-                <w:szCs w:val="30"/>
-              </w:rPr>
-              <w:t>9-10</w:t>
-            </w:r>
-          </w:p>
-        </w:tc>
-      </w:tr>
-    </w:tbl>
-    <w:p>
-      <w:pPr>
-        <w:jc w:val="center"/>
-        <w:rPr>
-          <w:rFonts w:ascii="Times New Roman" w:hAnsi="Times New Roman" w:cs="Times New Roman"/>
-          <w:b/>
-          <w:bCs/>
-          <w:sz w:val="30"/>
-          <w:szCs w:val="30"/>
-        </w:rPr>
-      </w:pPr>
-    </w:p>
-    <w:p>
-      <w:pPr>
-        <w:jc w:val="center"/>
-        <w:rPr>
-          <w:rFonts w:ascii="Times New Roman" w:hAnsi="Times New Roman" w:cs="Times New Roman"/>
-          <w:b/>
-          <w:bCs/>
-          <w:sz w:val="30"/>
-          <w:szCs w:val="30"/>
-        </w:rPr>
-      </w:pPr>
-    </w:p>
-    <w:p>
-      <w:pPr>
-        <w:jc w:val="center"/>
-        <w:rPr>
-          <w:rFonts w:ascii="Times New Roman" w:hAnsi="Times New Roman" w:cs="Times New Roman"/>
-          <w:b/>
-          <w:bCs/>
-          <w:sz w:val="30"/>
-          <w:szCs w:val="30"/>
-        </w:rPr>
-      </w:pPr>
-    </w:p>
-    <w:p>
-      <w:pPr>
-        <w:jc w:val="center"/>
-        <w:rPr>
-          <w:rFonts w:ascii="Times New Roman" w:hAnsi="Times New Roman" w:cs="Times New Roman"/>
-          <w:b/>
-          <w:bCs/>
-          <w:sz w:val="30"/>
-          <w:szCs w:val="30"/>
-        </w:rPr>
-      </w:pPr>
-    </w:p>
-    <w:p>
-      <w:pPr>
-        <w:jc w:val="center"/>
-        <w:rPr>
-          <w:rFonts w:ascii="Times New Roman" w:hAnsi="Times New Roman" w:cs="Times New Roman"/>
-          <w:b/>
-          <w:bCs/>
-          <w:sz w:val="30"/>
-          <w:szCs w:val="30"/>
-        </w:rPr>
-      </w:pPr>
-    </w:p>
-    <w:p>
-      <w:pPr>
-        <w:jc w:val="center"/>
-        <w:rPr>
-          <w:rFonts w:ascii="Times New Roman" w:hAnsi="Times New Roman" w:cs="Times New Roman"/>
-          <w:b/>
-          <w:bCs/>
-          <w:sz w:val="30"/>
-          <w:szCs w:val="30"/>
-        </w:rPr>
-      </w:pPr>
-    </w:p>
-    <w:p>
-      <w:pPr>
-        <w:jc w:val="center"/>
-        <w:rPr>
-          <w:rFonts w:ascii="Times New Roman" w:hAnsi="Times New Roman" w:cs="Times New Roman"/>
-          <w:b/>
-          <w:bCs/>
-          <w:sz w:val="30"/>
-          <w:szCs w:val="30"/>
-        </w:rPr>
-      </w:pPr>
-    </w:p>
-    <w:p>
-      <w:pPr>
-        <w:jc w:val="center"/>
-        <w:rPr>
-          <w:rFonts w:ascii="Times New Roman" w:hAnsi="Times New Roman" w:cs="Times New Roman"/>
-          <w:b/>
-          <w:bCs/>
-          <w:sz w:val="30"/>
-          <w:szCs w:val="30"/>
-        </w:rPr>
-      </w:pPr>
-    </w:p>
-    <w:p>
-      <w:pPr>
-        <w:jc w:val="center"/>
-        <w:rPr>
-          <w:rFonts w:ascii="Times New Roman" w:hAnsi="Times New Roman" w:cs="Times New Roman"/>
-          <w:b/>
-          <w:bCs/>
-          <w:sz w:val="30"/>
-          <w:szCs w:val="30"/>
-        </w:rPr>
-      </w:pPr>
-    </w:p>
-    <w:p>
-      <w:pPr>
-        <w:jc w:val="center"/>
-        <w:rPr>
-          <w:rFonts w:ascii="Times New Roman" w:hAnsi="Times New Roman" w:cs="Times New Roman"/>
-          <w:b/>
-          <w:bCs/>
-          <w:sz w:val="30"/>
-          <w:szCs w:val="30"/>
-        </w:rPr>
-      </w:pPr>
-    </w:p>
-    <w:p>
-      <w:pPr>
-        <w:jc w:val="center"/>
-        <w:rPr>
-          <w:rFonts w:ascii="Times New Roman" w:hAnsi="Times New Roman" w:cs="Times New Roman"/>
-          <w:b/>
-          <w:bCs/>
-          <w:sz w:val="30"/>
-          <w:szCs w:val="30"/>
-        </w:rPr>
-      </w:pPr>
-    </w:p>
-    <w:p>
-      <w:pPr>
-        <w:jc w:val="center"/>
-        <w:rPr>
-          <w:rFonts w:ascii="Times New Roman" w:hAnsi="Times New Roman" w:cs="Times New Roman"/>
-          <w:b/>
-          <w:bCs/>
-          <w:sz w:val="30"/>
-          <w:szCs w:val="30"/>
-        </w:rPr>
-      </w:pPr>
-    </w:p>
-    <w:p>
-      <w:pPr>
-        <w:jc w:val="center"/>
-        <w:rPr>
-          <w:rFonts w:ascii="Times New Roman" w:hAnsi="Times New Roman" w:cs="Times New Roman"/>
-          <w:b/>
-          <w:bCs/>
-          <w:sz w:val="30"/>
-          <w:szCs w:val="30"/>
-        </w:rPr>
-      </w:pPr>
-    </w:p>
-    <w:p>
-      <w:pPr>
-        <w:jc w:val="center"/>
-        <w:rPr>
-          <w:rFonts w:ascii="Times New Roman" w:hAnsi="Times New Roman" w:cs="Times New Roman"/>
-          <w:b/>
-          <w:bCs/>
-          <w:sz w:val="30"/>
-          <w:szCs w:val="30"/>
-        </w:rPr>
-      </w:pPr>
-    </w:p>
-    <w:p>
-      <w:pPr>
-        <w:jc w:val="center"/>
-        <w:rPr>
-          <w:rFonts w:ascii="Times New Roman" w:hAnsi="Times New Roman" w:cs="Times New Roman"/>
-          <w:b/>
-          <w:bCs/>
-          <w:sz w:val="30"/>
-          <w:szCs w:val="30"/>
-        </w:rPr>
-      </w:pPr>
-    </w:p>
-    <w:p>
-      <w:pPr>
-        <w:jc w:val="center"/>
-        <w:rPr>
-          <w:rFonts w:ascii="Times New Roman" w:hAnsi="Times New Roman" w:cs="Times New Roman"/>
-          <w:b/>
-          <w:bCs/>
-          <w:sz w:val="30"/>
-          <w:szCs w:val="30"/>
-        </w:rPr>
-      </w:pPr>
-    </w:p>
-    <w:p>
-      <w:pPr>
-        <w:jc w:val="center"/>
-        <w:rPr>
-          <w:rFonts w:ascii="Times New Roman" w:hAnsi="Times New Roman" w:cs="Times New Roman"/>
-          <w:b/>
-          <w:bCs/>
-          <w:sz w:val="30"/>
-          <w:szCs w:val="30"/>
-        </w:rPr>
-      </w:pPr>
-    </w:p>
-    <w:p>
-      <w:pPr>
-        <w:jc w:val="center"/>
-        <w:rPr>
-          <w:rFonts w:ascii="Times New Roman" w:hAnsi="Times New Roman" w:cs="Times New Roman"/>
-          <w:b/>
-          <w:bCs/>
-          <w:sz w:val="30"/>
-          <w:szCs w:val="30"/>
-        </w:rPr>
-      </w:pPr>
-    </w:p>
-    <w:p>
-      <w:pPr>
-        <w:jc w:val="center"/>
-        <w:rPr>
-          <w:rFonts w:ascii="Times New Roman" w:hAnsi="Times New Roman" w:cs="Times New Roman"/>
-          <w:b/>
-          <w:bCs/>
-          <w:sz w:val="30"/>
-          <w:szCs w:val="30"/>
-        </w:rPr>
-      </w:pPr>
-    </w:p>
-    <w:p>
-      <w:pPr>
-        <w:jc w:val="center"/>
-        <w:rPr>
-          <w:rFonts w:ascii="Times New Roman" w:hAnsi="Times New Roman" w:cs="Times New Roman"/>
-          <w:b/>
-          <w:bCs/>
-          <w:sz w:val="30"/>
-          <w:szCs w:val="30"/>
-        </w:rPr>
-      </w:pPr>
-    </w:p>
-    <w:p>
-      <w:pPr>
-        <w:tabs>
-          <w:tab w:val="left" w:pos="1668"/>
-        </w:tabs>
-        <w:spacing w:line="240" w:lineRule="auto"/>
-        <w:rPr>
-          <w:rFonts w:ascii="Times New Roman" w:hAnsi="Times New Roman" w:cs="Times New Roman"/>
-          <w:b/>
-          <w:bCs/>
-          <w:sz w:val="30"/>
-          <w:szCs w:val="30"/>
-        </w:rPr>
-      </w:pPr>
-    </w:p>
-    <w:p>
-      <w:pPr>
-        <w:tabs>
-          <w:tab w:val="left" w:pos="1668"/>
-        </w:tabs>
-        <w:jc w:val="both"/>
+        <w:t>INDEX</w:t>
+      </w:r>
+    </w:p>
+    <w:p>
+      <w:pPr>
+        <w:rPr>
+          <w:rFonts w:ascii="Times New Roman" w:hAnsi="Times New Roman" w:cs="Times New Roman"/>
+          <w:b/>
+          <w:bCs/>
+          <w:sz w:val="40"/>
+          <w:szCs w:val="40"/>
+        </w:rPr>
+      </w:pPr>
+    </w:p>
+    <w:p>
+      <w:pPr>
+        <w:rPr>
+          <w:rFonts w:ascii="Times New Roman" w:hAnsi="Times New Roman" w:cs="Times New Roman"/>
+          <w:b/>
+          <w:bCs/>
+          <w:sz w:val="24"/>
+          <w:szCs w:val="24"/>
+          <w:u w:val="single"/>
+        </w:rPr>
+      </w:pPr>
+      <w:r>
+        <w:rPr>
+          <w:rFonts w:ascii="Times New Roman" w:hAnsi="Times New Roman" w:cs="Times New Roman"/>
+          <w:b/>
+          <w:bCs/>
+          <w:sz w:val="24"/>
+          <w:szCs w:val="24"/>
+          <w:u w:val="single"/>
+        </w:rPr>
+        <w:t>1. INTRODUCTIO</w:t>
+      </w:r>
+      <w:r>
+        <w:rPr>
+          <w:rFonts w:ascii="Times New Roman" w:hAnsi="Times New Roman" w:cs="Times New Roman"/>
+          <w:b/>
+          <w:bCs/>
+          <w:sz w:val="24"/>
+          <w:szCs w:val="24"/>
+          <w:u w:val="single"/>
+        </w:rPr>
+        <w:t>N</w:t>
+      </w:r>
+    </w:p>
+    <w:p>
+      <w:pPr>
+        <w:rPr>
+          <w:rFonts w:ascii="Times New Roman" w:hAnsi="Times New Roman" w:cs="Times New Roman"/>
+          <w:b/>
+          <w:bCs/>
+          <w:sz w:val="24"/>
+          <w:szCs w:val="24"/>
+        </w:rPr>
+      </w:pPr>
+      <w:r>
+        <w:rPr>
+          <w:rFonts w:ascii="Times New Roman" w:hAnsi="Times New Roman" w:cs="Times New Roman"/>
+          <w:b/>
+          <w:bCs/>
+          <w:sz w:val="24"/>
+          <w:szCs w:val="24"/>
+        </w:rPr>
+        <w:t>1.1 PURPOSE</w:t>
+      </w:r>
+    </w:p>
+    <w:p>
+      <w:pPr>
+        <w:rPr>
+          <w:rFonts w:ascii="Times New Roman" w:hAnsi="Times New Roman" w:cs="Times New Roman"/>
+          <w:b/>
+          <w:bCs/>
+          <w:sz w:val="24"/>
+          <w:szCs w:val="24"/>
+        </w:rPr>
+      </w:pPr>
+      <w:r>
+        <w:rPr>
+          <w:rFonts w:ascii="Times New Roman" w:hAnsi="Times New Roman" w:cs="Times New Roman"/>
+          <w:b/>
+          <w:bCs/>
+          <w:sz w:val="24"/>
+          <w:szCs w:val="24"/>
+        </w:rPr>
+        <w:t>1.2 DOCUMENT CONVENTIONS</w:t>
+      </w:r>
+    </w:p>
+    <w:p>
+      <w:pPr>
+        <w:rPr>
+          <w:rFonts w:ascii="Times New Roman" w:hAnsi="Times New Roman" w:cs="Times New Roman"/>
+          <w:b/>
+          <w:bCs/>
+          <w:sz w:val="24"/>
+          <w:szCs w:val="24"/>
+        </w:rPr>
+      </w:pPr>
+      <w:r>
+        <w:rPr>
+          <w:rFonts w:ascii="Times New Roman" w:hAnsi="Times New Roman" w:cs="Times New Roman"/>
+          <w:b/>
+          <w:bCs/>
+          <w:sz w:val="24"/>
+          <w:szCs w:val="24"/>
+        </w:rPr>
+        <w:t>1.3 INTENDED AUDIENCE AND PROJECT MANUAL</w:t>
+      </w:r>
+    </w:p>
+    <w:p>
+      <w:pPr>
+        <w:rPr>
+          <w:rFonts w:ascii="Times New Roman" w:hAnsi="Times New Roman" w:cs="Times New Roman"/>
+          <w:b/>
+          <w:bCs/>
+          <w:sz w:val="24"/>
+          <w:szCs w:val="24"/>
+        </w:rPr>
+      </w:pPr>
+      <w:r>
+        <w:rPr>
+          <w:rFonts w:ascii="Times New Roman" w:hAnsi="Times New Roman" w:cs="Times New Roman"/>
+          <w:b/>
+          <w:bCs/>
+          <w:sz w:val="24"/>
+          <w:szCs w:val="24"/>
+        </w:rPr>
+        <w:t>1.4 PROJECT SCOPE</w:t>
+      </w:r>
+    </w:p>
+    <w:p>
+      <w:pPr>
+        <w:rPr>
+          <w:rFonts w:ascii="Times New Roman" w:hAnsi="Times New Roman" w:cs="Times New Roman"/>
+          <w:sz w:val="24"/>
+          <w:szCs w:val="24"/>
+        </w:rPr>
+      </w:pPr>
+    </w:p>
+    <w:p>
+      <w:pPr>
+        <w:rPr>
+          <w:rFonts w:ascii="Times New Roman" w:hAnsi="Times New Roman" w:cs="Times New Roman"/>
+          <w:b/>
+          <w:bCs/>
+          <w:sz w:val="24"/>
+          <w:szCs w:val="24"/>
+          <w:u w:val="single"/>
+        </w:rPr>
+      </w:pPr>
+      <w:r>
+        <w:rPr>
+          <w:rFonts w:ascii="Times New Roman" w:hAnsi="Times New Roman" w:cs="Times New Roman"/>
+          <w:b/>
+          <w:bCs/>
+          <w:sz w:val="24"/>
+          <w:szCs w:val="24"/>
+          <w:u w:val="single"/>
+        </w:rPr>
+        <w:t>2. OVERALL DESCRIPTION</w:t>
+      </w:r>
+    </w:p>
+    <w:p>
+      <w:pPr>
+        <w:rPr>
+          <w:rFonts w:ascii="Times New Roman" w:hAnsi="Times New Roman" w:cs="Times New Roman"/>
+          <w:b/>
+          <w:bCs/>
+          <w:sz w:val="24"/>
+          <w:szCs w:val="24"/>
+        </w:rPr>
+      </w:pPr>
+      <w:r>
+        <w:rPr>
+          <w:rFonts w:ascii="Times New Roman" w:hAnsi="Times New Roman" w:cs="Times New Roman"/>
+          <w:b/>
+          <w:bCs/>
+          <w:sz w:val="24"/>
+          <w:szCs w:val="24"/>
+        </w:rPr>
+        <w:t>2.1 PRODUCT PERSPECTIVE</w:t>
+      </w:r>
+    </w:p>
+    <w:p>
+      <w:pPr>
+        <w:rPr>
+          <w:rFonts w:ascii="Times New Roman" w:hAnsi="Times New Roman" w:cs="Times New Roman"/>
+          <w:b/>
+          <w:bCs/>
+          <w:sz w:val="24"/>
+          <w:szCs w:val="24"/>
+        </w:rPr>
+      </w:pPr>
+      <w:r>
+        <w:rPr>
+          <w:rFonts w:ascii="Times New Roman" w:hAnsi="Times New Roman" w:cs="Times New Roman"/>
+          <w:b/>
+          <w:bCs/>
+          <w:sz w:val="24"/>
+          <w:szCs w:val="24"/>
+        </w:rPr>
+        <w:t>2.2 USER CLASS AND CHARACTERISTICS (ER -DIAGRAMS)</w:t>
+      </w:r>
+    </w:p>
+    <w:p>
+      <w:pPr>
+        <w:rPr>
+          <w:rFonts w:ascii="Times New Roman" w:hAnsi="Times New Roman" w:cs="Times New Roman"/>
+          <w:b/>
+          <w:bCs/>
+          <w:sz w:val="24"/>
+          <w:szCs w:val="24"/>
+        </w:rPr>
+      </w:pPr>
+      <w:r>
+        <w:rPr>
+          <w:rFonts w:ascii="Times New Roman" w:hAnsi="Times New Roman" w:cs="Times New Roman"/>
+          <w:b/>
+          <w:bCs/>
+          <w:sz w:val="24"/>
+          <w:szCs w:val="24"/>
+        </w:rPr>
+        <w:t>2.3 DESIGN AND IMPLEMENTATION CONSTRAINTS</w:t>
+      </w:r>
+    </w:p>
+    <w:p>
+      <w:pPr>
+        <w:rPr>
+          <w:rFonts w:ascii="Times New Roman" w:hAnsi="Times New Roman" w:cs="Times New Roman"/>
+          <w:b/>
+          <w:bCs/>
+          <w:sz w:val="24"/>
+          <w:szCs w:val="24"/>
+        </w:rPr>
+      </w:pPr>
+    </w:p>
+    <w:p>
+      <w:pPr>
+        <w:rPr>
+          <w:rFonts w:ascii="Times New Roman" w:hAnsi="Times New Roman" w:cs="Times New Roman"/>
+          <w:b/>
+          <w:bCs/>
+          <w:sz w:val="24"/>
+          <w:szCs w:val="24"/>
+          <w:u w:val="single"/>
+        </w:rPr>
+      </w:pPr>
+      <w:r>
+        <w:rPr>
+          <w:rFonts w:ascii="Times New Roman" w:hAnsi="Times New Roman" w:cs="Times New Roman"/>
+          <w:b/>
+          <w:bCs/>
+          <w:sz w:val="24"/>
+          <w:szCs w:val="24"/>
+          <w:u w:val="single"/>
+        </w:rPr>
+        <w:t>3. SYSTEM FEATURES</w:t>
+      </w:r>
+    </w:p>
+    <w:p>
+      <w:pPr>
+        <w:rPr>
+          <w:rFonts w:ascii="Times New Roman" w:hAnsi="Times New Roman" w:cs="Times New Roman"/>
+          <w:b/>
+          <w:bCs/>
+          <w:sz w:val="24"/>
+          <w:szCs w:val="24"/>
+        </w:rPr>
+      </w:pPr>
+      <w:r>
+        <w:rPr>
+          <w:rFonts w:ascii="Times New Roman" w:hAnsi="Times New Roman" w:cs="Times New Roman"/>
+          <w:b/>
+          <w:bCs/>
+          <w:sz w:val="24"/>
+          <w:szCs w:val="24"/>
+        </w:rPr>
+        <w:t>3.1</w:t>
+      </w:r>
+      <w:r>
+        <w:rPr>
+          <w:rFonts w:ascii="Times New Roman" w:hAnsi="Times New Roman" w:cs="Times New Roman"/>
+          <w:b/>
+          <w:bCs/>
+          <w:sz w:val="24"/>
+          <w:szCs w:val="24"/>
+        </w:rPr>
+        <w:t xml:space="preserve"> </w:t>
+      </w:r>
+      <w:r>
+        <w:rPr>
+          <w:rFonts w:ascii="Times New Roman" w:hAnsi="Times New Roman" w:cs="Times New Roman"/>
+          <w:b/>
+          <w:bCs/>
+          <w:sz w:val="24"/>
+          <w:szCs w:val="24"/>
+        </w:rPr>
+        <w:t xml:space="preserve">PRODUCT FEATURES AND FUNCTIONAL REQUIREMENTS </w:t>
+      </w:r>
+    </w:p>
+    <w:p>
+      <w:pPr>
+        <w:rPr>
+          <w:rFonts w:ascii="Times New Roman" w:hAnsi="Times New Roman" w:cs="Times New Roman"/>
+          <w:b/>
+          <w:bCs/>
+          <w:sz w:val="24"/>
+          <w:szCs w:val="24"/>
+        </w:rPr>
+      </w:pPr>
+      <w:r>
+        <w:rPr>
+          <w:rFonts w:ascii="Times New Roman" w:hAnsi="Times New Roman" w:cs="Times New Roman"/>
+          <w:b/>
+          <w:bCs/>
+          <w:sz w:val="24"/>
+          <w:szCs w:val="24"/>
+        </w:rPr>
+        <w:t>3.2</w:t>
+      </w:r>
+      <w:r>
+        <w:rPr>
+          <w:rFonts w:ascii="Times New Roman" w:hAnsi="Times New Roman" w:cs="Times New Roman"/>
+          <w:b/>
+          <w:bCs/>
+          <w:sz w:val="24"/>
+          <w:szCs w:val="24"/>
+        </w:rPr>
+        <w:t xml:space="preserve"> </w:t>
+      </w:r>
+      <w:r>
+        <w:rPr>
+          <w:rFonts w:ascii="Times New Roman" w:hAnsi="Times New Roman" w:cs="Times New Roman"/>
+          <w:b/>
+          <w:bCs/>
+          <w:sz w:val="24"/>
+          <w:szCs w:val="24"/>
+        </w:rPr>
+        <w:t>INPUT/OUTPUT PROCESS WORKFLOWS</w:t>
+      </w:r>
+    </w:p>
+    <w:p>
+      <w:pPr>
+        <w:rPr>
+          <w:rFonts w:ascii="Times New Roman" w:hAnsi="Times New Roman" w:cs="Times New Roman"/>
+          <w:b/>
+          <w:bCs/>
+          <w:sz w:val="24"/>
+          <w:szCs w:val="24"/>
+        </w:rPr>
+      </w:pPr>
+      <w:r>
+        <w:rPr>
+          <w:rFonts w:ascii="Times New Roman" w:hAnsi="Times New Roman" w:cs="Times New Roman"/>
+          <w:b/>
+          <w:bCs/>
+          <w:sz w:val="24"/>
+          <w:szCs w:val="24"/>
+        </w:rPr>
+        <w:t>3.3 NONFUNCTIONAL REQUIREMENTS</w:t>
+      </w:r>
+    </w:p>
+    <w:p>
+      <w:pPr>
+        <w:rPr>
+          <w:rFonts w:ascii="Times New Roman" w:hAnsi="Times New Roman" w:cs="Times New Roman"/>
+          <w:b/>
+          <w:bCs/>
+          <w:sz w:val="24"/>
+          <w:szCs w:val="24"/>
+        </w:rPr>
+      </w:pPr>
+    </w:p>
+    <w:p>
+      <w:pPr>
+        <w:rPr>
+          <w:rFonts w:ascii="Times New Roman" w:hAnsi="Times New Roman" w:cs="Times New Roman"/>
+          <w:b/>
+          <w:bCs/>
+          <w:sz w:val="24"/>
+          <w:szCs w:val="24"/>
+        </w:rPr>
+      </w:pPr>
+      <w:r>
+        <w:rPr>
+          <w:rFonts w:ascii="Times New Roman" w:hAnsi="Times New Roman" w:cs="Times New Roman"/>
+          <w:b/>
+          <w:bCs/>
+          <w:sz w:val="24"/>
+          <w:szCs w:val="24"/>
+        </w:rPr>
+        <w:t>4</w:t>
+      </w:r>
+      <w:r>
+        <w:rPr>
+          <w:rFonts w:ascii="Times New Roman" w:hAnsi="Times New Roman" w:cs="Times New Roman"/>
+          <w:b/>
+          <w:bCs/>
+          <w:sz w:val="24"/>
+          <w:szCs w:val="24"/>
+          <w:u w:val="single"/>
+        </w:rPr>
+        <w:t>. EXTERNAL INTERFACE REQUIREMENTS</w:t>
+      </w:r>
+    </w:p>
+    <w:p>
+      <w:pPr>
+        <w:rPr>
+          <w:rFonts w:ascii="Times New Roman" w:hAnsi="Times New Roman" w:cs="Times New Roman"/>
+          <w:b/>
+          <w:bCs/>
+          <w:sz w:val="24"/>
+          <w:szCs w:val="24"/>
+        </w:rPr>
+      </w:pPr>
+    </w:p>
+    <w:p>
+      <w:pPr>
+        <w:rPr>
+          <w:rFonts w:ascii="Times New Roman" w:hAnsi="Times New Roman" w:cs="Times New Roman"/>
+          <w:b/>
+          <w:bCs/>
+          <w:sz w:val="24"/>
+          <w:szCs w:val="24"/>
+        </w:rPr>
+      </w:pPr>
+      <w:r>
+        <w:rPr>
+          <w:rFonts w:ascii="Times New Roman" w:hAnsi="Times New Roman" w:cs="Times New Roman"/>
+          <w:b/>
+          <w:bCs/>
+          <w:sz w:val="24"/>
+          <w:szCs w:val="24"/>
+        </w:rPr>
+        <w:t>4.1 USER INTERFACES</w:t>
+      </w:r>
+    </w:p>
+    <w:p>
+      <w:pPr>
+        <w:rPr>
+          <w:rFonts w:ascii="Times New Roman" w:hAnsi="Times New Roman" w:cs="Times New Roman"/>
+          <w:b/>
+          <w:bCs/>
+          <w:sz w:val="24"/>
+          <w:szCs w:val="24"/>
+        </w:rPr>
+      </w:pPr>
+      <w:r>
+        <w:rPr>
+          <w:rFonts w:ascii="Times New Roman" w:hAnsi="Times New Roman" w:cs="Times New Roman"/>
+          <w:b/>
+          <w:bCs/>
+          <w:sz w:val="24"/>
+          <w:szCs w:val="24"/>
+        </w:rPr>
+        <w:t>4.2 HARDWARE INTERFACES</w:t>
+      </w:r>
+    </w:p>
+    <w:p>
+      <w:pPr>
+        <w:rPr>
+          <w:rFonts w:ascii="Times New Roman" w:hAnsi="Times New Roman" w:cs="Times New Roman"/>
+          <w:b/>
+          <w:bCs/>
+          <w:sz w:val="24"/>
+          <w:szCs w:val="24"/>
+        </w:rPr>
+      </w:pPr>
+      <w:r>
+        <w:rPr>
+          <w:rFonts w:ascii="Times New Roman" w:hAnsi="Times New Roman" w:cs="Times New Roman"/>
+          <w:b/>
+          <w:bCs/>
+          <w:sz w:val="24"/>
+          <w:szCs w:val="24"/>
+        </w:rPr>
+        <w:t>4.3 SOFTWARE INTERFACES</w:t>
+      </w:r>
+    </w:p>
+    <w:p>
+      <w:pPr>
+        <w:rPr>
+          <w:rFonts w:ascii="Times New Roman" w:hAnsi="Times New Roman" w:cs="Times New Roman"/>
+          <w:b/>
+          <w:bCs/>
+          <w:sz w:val="24"/>
+          <w:szCs w:val="24"/>
+        </w:rPr>
+      </w:pPr>
+      <w:r>
+        <w:rPr>
+          <w:rFonts w:ascii="Times New Roman" w:hAnsi="Times New Roman" w:cs="Times New Roman"/>
+          <w:b/>
+          <w:bCs/>
+          <w:sz w:val="24"/>
+          <w:szCs w:val="24"/>
+        </w:rPr>
+        <w:t>4.4 COMMUNICATION INTERFACES</w:t>
+      </w:r>
+    </w:p>
+    <w:p>
+      <w:pPr>
+        <w:rPr>
+          <w:rFonts w:ascii="Times New Roman" w:hAnsi="Times New Roman" w:cs="Times New Roman"/>
+          <w:b/>
+          <w:bCs/>
+          <w:sz w:val="24"/>
+          <w:szCs w:val="24"/>
+        </w:rPr>
+      </w:pPr>
+    </w:p>
+    <w:p>
+      <w:pPr>
+        <w:rPr>
+          <w:rFonts w:ascii="Times New Roman" w:hAnsi="Times New Roman" w:cs="Times New Roman"/>
+          <w:b/>
+          <w:bCs/>
+          <w:sz w:val="24"/>
+          <w:szCs w:val="24"/>
+          <w:u w:val="single"/>
+        </w:rPr>
+      </w:pPr>
+      <w:r>
+        <w:rPr>
+          <w:rFonts w:ascii="Times New Roman" w:hAnsi="Times New Roman" w:cs="Times New Roman"/>
+          <w:b/>
+          <w:bCs/>
+          <w:sz w:val="24"/>
+          <w:szCs w:val="24"/>
+          <w:u w:val="single"/>
+        </w:rPr>
+        <w:t xml:space="preserve">5. </w:t>
+      </w:r>
+      <w:r>
+        <w:rPr>
+          <w:rFonts w:ascii="Times New Roman" w:hAnsi="Times New Roman" w:cs="Times New Roman"/>
+          <w:b/>
+          <w:bCs/>
+          <w:sz w:val="24"/>
+          <w:szCs w:val="24"/>
+          <w:u w:val="single"/>
+        </w:rPr>
+        <w:t>NON-FUNCTIONAL REQUIREMENT</w:t>
+      </w:r>
+    </w:p>
+    <w:p>
+      <w:pPr>
+        <w:rPr>
+          <w:rFonts w:ascii="Times New Roman" w:hAnsi="Times New Roman" w:cs="Times New Roman"/>
+          <w:b/>
+          <w:bCs/>
+          <w:sz w:val="24"/>
+          <w:szCs w:val="24"/>
+        </w:rPr>
+      </w:pPr>
+      <w:r>
+        <w:rPr>
+          <w:rFonts w:ascii="Times New Roman" w:hAnsi="Times New Roman" w:cs="Times New Roman"/>
+          <w:b/>
+          <w:bCs/>
+          <w:sz w:val="24"/>
+          <w:szCs w:val="24"/>
+        </w:rPr>
+        <w:t>5.1 PERFORMANCE REQUIREMENT</w:t>
+      </w:r>
+    </w:p>
+    <w:p>
+      <w:pPr>
+        <w:rPr>
+          <w:rFonts w:ascii="Times New Roman" w:hAnsi="Times New Roman" w:cs="Times New Roman"/>
+          <w:b/>
+          <w:bCs/>
+          <w:sz w:val="24"/>
+          <w:szCs w:val="24"/>
+        </w:rPr>
+      </w:pPr>
+      <w:r>
+        <w:rPr>
+          <w:rFonts w:ascii="Times New Roman" w:hAnsi="Times New Roman" w:cs="Times New Roman"/>
+          <w:b/>
+          <w:bCs/>
+          <w:sz w:val="24"/>
+          <w:szCs w:val="24"/>
+        </w:rPr>
+        <w:t>5.2 SECURITY REQUIREMENT</w:t>
+      </w:r>
+    </w:p>
+    <w:p>
+      <w:pPr>
+        <w:rPr>
+          <w:rFonts w:ascii="Times New Roman" w:hAnsi="Times New Roman" w:cs="Times New Roman"/>
+          <w:b/>
+          <w:bCs/>
+          <w:sz w:val="24"/>
+          <w:szCs w:val="24"/>
+        </w:rPr>
+      </w:pPr>
+      <w:r>
+        <w:rPr>
+          <w:rFonts w:ascii="Times New Roman" w:hAnsi="Times New Roman" w:cs="Times New Roman"/>
+          <w:b/>
+          <w:bCs/>
+          <w:sz w:val="24"/>
+          <w:szCs w:val="24"/>
+        </w:rPr>
+        <w:t>5.3 AVAILABILITY</w:t>
+      </w:r>
+    </w:p>
+    <w:p>
+      <w:pPr>
+        <w:rPr>
+          <w:rFonts w:ascii="Times New Roman" w:hAnsi="Times New Roman" w:cs="Times New Roman"/>
+          <w:b/>
+          <w:bCs/>
+          <w:sz w:val="24"/>
+          <w:szCs w:val="24"/>
+        </w:rPr>
+      </w:pPr>
+      <w:r>
+        <w:rPr>
+          <w:rFonts w:ascii="Times New Roman" w:hAnsi="Times New Roman" w:cs="Times New Roman"/>
+          <w:b/>
+          <w:bCs/>
+          <w:sz w:val="24"/>
+          <w:szCs w:val="24"/>
+        </w:rPr>
+        <w:t>5.4 SCALABILITY</w:t>
+      </w:r>
+    </w:p>
+    <w:p>
+      <w:pPr>
+        <w:rPr>
+          <w:rFonts w:ascii="Times New Roman" w:hAnsi="Times New Roman" w:cs="Times New Roman"/>
+          <w:b/>
+          <w:bCs/>
+          <w:sz w:val="24"/>
+          <w:szCs w:val="24"/>
+        </w:rPr>
+      </w:pPr>
+      <w:r>
         <w:rPr>
           <w:rFonts w:ascii="Times New Roman" w:hAnsi="Times New Roman" w:cs="Times New Roman"/>
           <w:b/>
@@ -1324,15 +1212,7 @@
           <w:sz w:val="32"/>
           <w:szCs w:val="32"/>
         </w:rPr>
-      </w:pPr>
-      <w:r>
-        <w:rPr>
-          <w:rFonts w:ascii="Times New Roman" w:hAnsi="Times New Roman" w:cs="Times New Roman"/>
-          <w:b/>
-          <w:bCs/>
-          <w:sz w:val="32"/>
-          <w:szCs w:val="32"/>
-        </w:rPr>
+        <w:lastRenderedPageBreak/>
         <w:t>Introduction</w:t>
       </w:r>
     </w:p>
@@ -2135,6 +2015,7 @@
           <w:sz w:val="32"/>
           <w:szCs w:val="32"/>
         </w:rPr>
+        <w:lastRenderedPageBreak/>
         <w:t>Overall Description</w:t>
       </w:r>
     </w:p>
@@ -2786,6 +2667,36 @@
           </mc:Fallback>
         </mc:AlternateContent>
       </w:r>
+    </w:p>
+    <w:p>
+      <w:pPr>
+        <w:tabs>
+          <w:tab w:val="left" w:pos="1668"/>
+        </w:tabs>
+        <w:jc w:val="both"/>
+        <w:rPr>
+          <w:rFonts w:ascii="Times New Roman" w:hAnsi="Times New Roman" w:cs="Times New Roman"/>
+          <w:b/>
+          <w:bCs/>
+          <w:sz w:val="28"/>
+          <w:szCs w:val="28"/>
+        </w:rPr>
+      </w:pPr>
+    </w:p>
+    <w:p>
+      <w:pPr>
+        <w:tabs>
+          <w:tab w:val="left" w:pos="1668"/>
+        </w:tabs>
+        <w:jc w:val="both"/>
+        <w:rPr>
+          <w:rFonts w:ascii="Times New Roman" w:hAnsi="Times New Roman" w:cs="Times New Roman"/>
+          <w:b/>
+          <w:bCs/>
+          <w:sz w:val="28"/>
+          <w:szCs w:val="28"/>
+        </w:rPr>
+      </w:pPr>
     </w:p>
     <w:p>
       <w:pPr>

--- a/docs/SoftwareRequirementSpecification.docx
+++ b/docs/SoftwareRequirementSpecification.docx
@@ -1213,6 +1213,16 @@
           <w:szCs w:val="32"/>
         </w:rPr>
         <w:lastRenderedPageBreak/>
+        <w:t xml:space="preserve">1. </w:t>
+      </w:r>
+      <w:r>
+        <w:rPr>
+          <w:rFonts w:ascii="Times New Roman" w:hAnsi="Times New Roman" w:cs="Times New Roman"/>
+          <w:b/>
+          <w:bCs/>
+          <w:sz w:val="32"/>
+          <w:szCs w:val="32"/>
+        </w:rPr>
         <w:t>Introduction</w:t>
       </w:r>
     </w:p>
@@ -1221,6 +1231,7 @@
         <w:tabs>
           <w:tab w:val="left" w:pos="1668"/>
         </w:tabs>
+        <w:spacing w:line="360" w:lineRule="auto"/>
         <w:jc w:val="both"/>
         <w:rPr>
           <w:rFonts w:ascii="Times New Roman" w:hAnsi="Times New Roman" w:cs="Times New Roman"/>
@@ -1242,6 +1253,7 @@
         <w:tabs>
           <w:tab w:val="left" w:pos="1668"/>
         </w:tabs>
+        <w:spacing w:line="360" w:lineRule="auto"/>
         <w:jc w:val="both"/>
         <w:rPr>
           <w:rFonts w:ascii="Times New Roman" w:hAnsi="Times New Roman" w:cs="Times New Roman"/>
@@ -1267,6 +1279,7 @@
         <w:tabs>
           <w:tab w:val="left" w:pos="1668"/>
         </w:tabs>
+        <w:spacing w:line="360" w:lineRule="auto"/>
         <w:jc w:val="both"/>
         <w:rPr>
           <w:rFonts w:ascii="Times New Roman" w:hAnsi="Times New Roman" w:cs="Times New Roman"/>
@@ -1610,6 +1623,7 @@
         <w:tabs>
           <w:tab w:val="left" w:pos="1668"/>
         </w:tabs>
+        <w:spacing w:line="360" w:lineRule="auto"/>
         <w:jc w:val="both"/>
         <w:rPr>
           <w:rFonts w:ascii="Times New Roman" w:hAnsi="Times New Roman" w:cs="Times New Roman"/>
@@ -1975,32 +1989,6 @@
         <w:jc w:val="both"/>
         <w:rPr>
           <w:rFonts w:ascii="Times New Roman" w:hAnsi="Times New Roman" w:cs="Times New Roman"/>
-          <w:sz w:val="24"/>
-          <w:szCs w:val="24"/>
-        </w:rPr>
-      </w:pPr>
-    </w:p>
-    <w:p>
-      <w:pPr>
-        <w:tabs>
-          <w:tab w:val="left" w:pos="1668"/>
-        </w:tabs>
-        <w:jc w:val="both"/>
-        <w:rPr>
-          <w:rFonts w:ascii="Times New Roman" w:hAnsi="Times New Roman" w:cs="Times New Roman"/>
-          <w:sz w:val="24"/>
-          <w:szCs w:val="24"/>
-        </w:rPr>
-      </w:pPr>
-    </w:p>
-    <w:p>
-      <w:pPr>
-        <w:tabs>
-          <w:tab w:val="left" w:pos="1668"/>
-        </w:tabs>
-        <w:jc w:val="both"/>
-        <w:rPr>
-          <w:rFonts w:ascii="Times New Roman" w:hAnsi="Times New Roman" w:cs="Times New Roman"/>
           <w:b/>
           <w:bCs/>
           <w:sz w:val="32"/>
@@ -2016,6 +2004,16 @@
           <w:szCs w:val="32"/>
         </w:rPr>
         <w:lastRenderedPageBreak/>
+        <w:t xml:space="preserve">2. </w:t>
+      </w:r>
+      <w:r>
+        <w:rPr>
+          <w:rFonts w:ascii="Times New Roman" w:hAnsi="Times New Roman" w:cs="Times New Roman"/>
+          <w:b/>
+          <w:bCs/>
+          <w:sz w:val="32"/>
+          <w:szCs w:val="32"/>
+        </w:rPr>
         <w:t>Overall Description</w:t>
       </w:r>
     </w:p>
@@ -2729,6 +2727,7 @@
         <w:tabs>
           <w:tab w:val="left" w:pos="1668"/>
         </w:tabs>
+        <w:spacing w:line="360" w:lineRule="auto"/>
         <w:jc w:val="both"/>
         <w:rPr>
           <w:rFonts w:ascii="Times New Roman" w:hAnsi="Times New Roman" w:cs="Times New Roman"/>
@@ -2754,6 +2753,7 @@
         <w:tabs>
           <w:tab w:val="left" w:pos="1668"/>
         </w:tabs>
+        <w:spacing w:line="360" w:lineRule="auto"/>
         <w:jc w:val="both"/>
         <w:rPr>
           <w:rFonts w:ascii="Times New Roman" w:hAnsi="Times New Roman" w:cs="Times New Roman"/>
@@ -2779,6 +2779,7 @@
         <w:tabs>
           <w:tab w:val="left" w:pos="1668"/>
         </w:tabs>
+        <w:spacing w:line="360" w:lineRule="auto"/>
         <w:jc w:val="both"/>
         <w:rPr>
           <w:rFonts w:ascii="Times New Roman" w:hAnsi="Times New Roman" w:cs="Times New Roman"/>
@@ -2804,6 +2805,7 @@
         <w:tabs>
           <w:tab w:val="left" w:pos="1668"/>
         </w:tabs>
+        <w:spacing w:line="360" w:lineRule="auto"/>
         <w:jc w:val="both"/>
         <w:rPr>
           <w:rFonts w:ascii="Times New Roman" w:hAnsi="Times New Roman" w:cs="Times New Roman"/>
@@ -2829,6 +2831,7 @@
         <w:tabs>
           <w:tab w:val="left" w:pos="1668"/>
         </w:tabs>
+        <w:spacing w:line="360" w:lineRule="auto"/>
         <w:jc w:val="both"/>
         <w:rPr>
           <w:rFonts w:ascii="Times New Roman" w:hAnsi="Times New Roman" w:cs="Times New Roman"/>
@@ -2854,6 +2857,7 @@
         <w:tabs>
           <w:tab w:val="left" w:pos="1668"/>
         </w:tabs>
+        <w:spacing w:line="360" w:lineRule="auto"/>
         <w:jc w:val="both"/>
         <w:rPr>
           <w:rFonts w:ascii="Times New Roman" w:hAnsi="Times New Roman" w:cs="Times New Roman"/>
@@ -2875,6 +2879,7 @@
         <w:tabs>
           <w:tab w:val="left" w:pos="1668"/>
         </w:tabs>
+        <w:spacing w:line="360" w:lineRule="auto"/>
         <w:jc w:val="both"/>
         <w:rPr>
           <w:rFonts w:ascii="Times New Roman" w:hAnsi="Times New Roman" w:cs="Times New Roman"/>
@@ -2900,16 +2905,21 @@
         <w:tabs>
           <w:tab w:val="left" w:pos="1668"/>
         </w:tabs>
-        <w:jc w:val="both"/>
-        <w:rPr>
-          <w:rFonts w:ascii="Times New Roman" w:hAnsi="Times New Roman" w:cs="Times New Roman"/>
-          <w:sz w:val="24"/>
-          <w:szCs w:val="24"/>
-        </w:rPr>
-      </w:pPr>
-      <w:r>
-        <w:rPr>
-          <w:rFonts w:ascii="Times New Roman" w:hAnsi="Times New Roman" w:cs="Times New Roman"/>
+        <w:spacing w:line="360" w:lineRule="auto"/>
+        <w:jc w:val="both"/>
+        <w:rPr>
+          <w:rFonts w:ascii="Times New Roman" w:hAnsi="Times New Roman" w:cs="Times New Roman"/>
+          <w:b/>
+          <w:bCs/>
+          <w:sz w:val="24"/>
+          <w:szCs w:val="24"/>
+        </w:rPr>
+      </w:pPr>
+      <w:r>
+        <w:rPr>
+          <w:rFonts w:ascii="Times New Roman" w:hAnsi="Times New Roman" w:cs="Times New Roman"/>
+          <w:b/>
+          <w:bCs/>
           <w:sz w:val="24"/>
           <w:szCs w:val="24"/>
         </w:rPr>
@@ -2925,6 +2935,7 @@
         <w:tabs>
           <w:tab w:val="left" w:pos="1668"/>
         </w:tabs>
+        <w:spacing w:line="360" w:lineRule="auto"/>
         <w:jc w:val="both"/>
         <w:rPr>
           <w:rFonts w:ascii="Times New Roman" w:hAnsi="Times New Roman" w:cs="Times New Roman"/>
@@ -2950,6 +2961,7 @@
         <w:tabs>
           <w:tab w:val="left" w:pos="1668"/>
         </w:tabs>
+        <w:spacing w:line="360" w:lineRule="auto"/>
         <w:jc w:val="both"/>
         <w:rPr>
           <w:rFonts w:ascii="Times New Roman" w:hAnsi="Times New Roman" w:cs="Times New Roman"/>
@@ -2975,6 +2987,7 @@
         <w:tabs>
           <w:tab w:val="left" w:pos="1668"/>
         </w:tabs>
+        <w:spacing w:line="360" w:lineRule="auto"/>
         <w:jc w:val="both"/>
         <w:rPr>
           <w:rFonts w:ascii="Times New Roman" w:hAnsi="Times New Roman" w:cs="Times New Roman"/>
@@ -3000,6 +3013,7 @@
         <w:tabs>
           <w:tab w:val="left" w:pos="1668"/>
         </w:tabs>
+        <w:spacing w:line="360" w:lineRule="auto"/>
         <w:jc w:val="both"/>
         <w:rPr>
           <w:rFonts w:ascii="Times New Roman" w:hAnsi="Times New Roman" w:cs="Times New Roman"/>
@@ -3025,6 +3039,7 @@
         <w:tabs>
           <w:tab w:val="left" w:pos="1668"/>
         </w:tabs>
+        <w:spacing w:line="360" w:lineRule="auto"/>
         <w:jc w:val="both"/>
         <w:rPr>
           <w:rFonts w:ascii="Times New Roman" w:hAnsi="Times New Roman" w:cs="Times New Roman"/>
@@ -3058,16 +3073,21 @@
         <w:tabs>
           <w:tab w:val="left" w:pos="1668"/>
         </w:tabs>
-        <w:jc w:val="both"/>
-        <w:rPr>
-          <w:rFonts w:ascii="Times New Roman" w:hAnsi="Times New Roman" w:cs="Times New Roman"/>
-          <w:sz w:val="24"/>
-          <w:szCs w:val="24"/>
-        </w:rPr>
-      </w:pPr>
-      <w:r>
-        <w:rPr>
-          <w:rFonts w:ascii="Times New Roman" w:hAnsi="Times New Roman" w:cs="Times New Roman"/>
+        <w:spacing w:line="360" w:lineRule="auto"/>
+        <w:jc w:val="both"/>
+        <w:rPr>
+          <w:rFonts w:ascii="Times New Roman" w:hAnsi="Times New Roman" w:cs="Times New Roman"/>
+          <w:b/>
+          <w:bCs/>
+          <w:sz w:val="24"/>
+          <w:szCs w:val="24"/>
+        </w:rPr>
+      </w:pPr>
+      <w:r>
+        <w:rPr>
+          <w:rFonts w:ascii="Times New Roman" w:hAnsi="Times New Roman" w:cs="Times New Roman"/>
+          <w:b/>
+          <w:bCs/>
           <w:sz w:val="24"/>
           <w:szCs w:val="24"/>
         </w:rPr>
@@ -3084,7 +3104,7 @@
         <w:tabs>
           <w:tab w:val="left" w:pos="1668"/>
         </w:tabs>
-        <w:spacing w:line="276" w:lineRule="auto"/>
+        <w:spacing w:line="360" w:lineRule="auto"/>
         <w:ind w:left="1434" w:hanging="357"/>
         <w:jc w:val="both"/>
         <w:rPr>
@@ -3109,7 +3129,7 @@
           <w:ilvl w:val="0"/>
           <w:numId w:val="7"/>
         </w:numPr>
-        <w:spacing w:line="276" w:lineRule="auto"/>
+        <w:spacing w:line="360" w:lineRule="auto"/>
         <w:ind w:left="1434" w:hanging="357"/>
         <w:jc w:val="both"/>
         <w:rPr>
@@ -3137,7 +3157,7 @@
         <w:tabs>
           <w:tab w:val="left" w:pos="1668"/>
         </w:tabs>
-        <w:spacing w:line="276" w:lineRule="auto"/>
+        <w:spacing w:line="360" w:lineRule="auto"/>
         <w:ind w:left="1434" w:hanging="357"/>
         <w:jc w:val="both"/>
         <w:rPr>
@@ -3160,6 +3180,7 @@
         <w:tabs>
           <w:tab w:val="left" w:pos="1668"/>
         </w:tabs>
+        <w:spacing w:line="360" w:lineRule="auto"/>
         <w:jc w:val="both"/>
         <w:rPr>
           <w:rFonts w:ascii="Times New Roman" w:hAnsi="Times New Roman" w:cs="Times New Roman"/>
@@ -3189,6 +3210,7 @@
         <w:tabs>
           <w:tab w:val="left" w:pos="1668"/>
         </w:tabs>
+        <w:spacing w:line="360" w:lineRule="auto"/>
         <w:jc w:val="both"/>
         <w:rPr>
           <w:rFonts w:ascii="Times New Roman" w:hAnsi="Times New Roman" w:cs="Times New Roman"/>
@@ -3214,6 +3236,7 @@
         <w:tabs>
           <w:tab w:val="left" w:pos="1668"/>
         </w:tabs>
+        <w:spacing w:line="360" w:lineRule="auto"/>
         <w:jc w:val="both"/>
         <w:rPr>
           <w:rFonts w:ascii="Times New Roman" w:hAnsi="Times New Roman" w:cs="Times New Roman"/>
@@ -3239,6 +3262,7 @@
         <w:tabs>
           <w:tab w:val="left" w:pos="1668"/>
         </w:tabs>
+        <w:spacing w:line="360" w:lineRule="auto"/>
         <w:jc w:val="both"/>
         <w:rPr>
           <w:rFonts w:ascii="Times New Roman" w:hAnsi="Times New Roman" w:cs="Times New Roman"/>
@@ -3264,6 +3288,7 @@
         <w:tabs>
           <w:tab w:val="left" w:pos="1668"/>
         </w:tabs>
+        <w:spacing w:line="360" w:lineRule="auto"/>
         <w:jc w:val="both"/>
         <w:rPr>
           <w:rFonts w:ascii="Times New Roman" w:hAnsi="Times New Roman" w:cs="Times New Roman"/>
@@ -3289,6 +3314,7 @@
         <w:tabs>
           <w:tab w:val="left" w:pos="1668"/>
         </w:tabs>
+        <w:spacing w:line="360" w:lineRule="auto"/>
         <w:jc w:val="both"/>
         <w:rPr>
           <w:rFonts w:ascii="Times New Roman" w:hAnsi="Times New Roman" w:cs="Times New Roman"/>
@@ -3310,23 +3336,40 @@
         <w:tabs>
           <w:tab w:val="left" w:pos="1668"/>
         </w:tabs>
-        <w:jc w:val="both"/>
-        <w:rPr>
-          <w:rFonts w:ascii="Times New Roman" w:hAnsi="Times New Roman" w:cs="Times New Roman"/>
-          <w:b/>
-          <w:bCs/>
-          <w:sz w:val="24"/>
-          <w:szCs w:val="24"/>
-        </w:rPr>
-      </w:pPr>
-      <w:r>
-        <w:rPr>
-          <w:rFonts w:ascii="Times New Roman" w:hAnsi="Times New Roman" w:cs="Times New Roman"/>
-          <w:b/>
-          <w:bCs/>
-          <w:sz w:val="24"/>
-          <w:szCs w:val="24"/>
-        </w:rPr>
+        <w:spacing w:line="360" w:lineRule="auto"/>
+        <w:ind w:left="720"/>
+        <w:jc w:val="both"/>
+        <w:rPr>
+          <w:rFonts w:ascii="Times New Roman" w:hAnsi="Times New Roman" w:cs="Times New Roman"/>
+          <w:sz w:val="24"/>
+          <w:szCs w:val="24"/>
+        </w:rPr>
+      </w:pPr>
+    </w:p>
+    <w:p>
+      <w:pPr>
+        <w:tabs>
+          <w:tab w:val="left" w:pos="1668"/>
+        </w:tabs>
+        <w:spacing w:line="360" w:lineRule="auto"/>
+        <w:jc w:val="both"/>
+        <w:rPr>
+          <w:rFonts w:ascii="Times New Roman" w:hAnsi="Times New Roman" w:cs="Times New Roman"/>
+          <w:b/>
+          <w:bCs/>
+          <w:sz w:val="24"/>
+          <w:szCs w:val="24"/>
+        </w:rPr>
+      </w:pPr>
+      <w:r>
+        <w:rPr>
+          <w:rFonts w:ascii="Times New Roman" w:hAnsi="Times New Roman" w:cs="Times New Roman"/>
+          <w:b/>
+          <w:bCs/>
+          <w:sz w:val="24"/>
+          <w:szCs w:val="24"/>
+        </w:rPr>
+        <w:lastRenderedPageBreak/>
         <w:t>2.5 Design and Implementation Constraints</w:t>
       </w:r>
     </w:p>
@@ -3339,6 +3382,7 @@
         <w:tabs>
           <w:tab w:val="left" w:pos="1668"/>
         </w:tabs>
+        <w:spacing w:line="360" w:lineRule="auto"/>
         <w:jc w:val="both"/>
         <w:rPr>
           <w:rFonts w:ascii="Times New Roman" w:hAnsi="Times New Roman" w:cs="Times New Roman"/>
@@ -3364,6 +3408,7 @@
         <w:tabs>
           <w:tab w:val="left" w:pos="1668"/>
         </w:tabs>
+        <w:spacing w:line="360" w:lineRule="auto"/>
         <w:jc w:val="both"/>
         <w:rPr>
           <w:rFonts w:ascii="Times New Roman" w:hAnsi="Times New Roman" w:cs="Times New Roman"/>
@@ -3389,6 +3434,7 @@
         <w:tabs>
           <w:tab w:val="left" w:pos="1668"/>
         </w:tabs>
+        <w:spacing w:line="360" w:lineRule="auto"/>
         <w:jc w:val="both"/>
         <w:rPr>
           <w:rFonts w:ascii="Times New Roman" w:hAnsi="Times New Roman" w:cs="Times New Roman"/>
@@ -3414,6 +3460,7 @@
         <w:tabs>
           <w:tab w:val="left" w:pos="1668"/>
         </w:tabs>
+        <w:spacing w:line="360" w:lineRule="auto"/>
         <w:jc w:val="both"/>
         <w:rPr>
           <w:rFonts w:ascii="Times New Roman" w:hAnsi="Times New Roman" w:cs="Times New Roman"/>
@@ -3439,6 +3486,7 @@
         <w:tabs>
           <w:tab w:val="left" w:pos="1668"/>
         </w:tabs>
+        <w:spacing w:line="360" w:lineRule="auto"/>
         <w:jc w:val="both"/>
         <w:rPr>
           <w:rFonts w:ascii="Times New Roman" w:hAnsi="Times New Roman" w:cs="Times New Roman"/>
@@ -3464,6 +3512,7 @@
         <w:tabs>
           <w:tab w:val="left" w:pos="1668"/>
         </w:tabs>
+        <w:spacing w:line="360" w:lineRule="auto"/>
         <w:jc w:val="both"/>
         <w:rPr>
           <w:rFonts w:ascii="Times New Roman" w:hAnsi="Times New Roman" w:cs="Times New Roman"/>
@@ -3519,6 +3568,7 @@
         <w:tabs>
           <w:tab w:val="left" w:pos="1668"/>
         </w:tabs>
+        <w:spacing w:line="360" w:lineRule="auto"/>
         <w:jc w:val="both"/>
         <w:rPr>
           <w:rFonts w:ascii="Times New Roman" w:hAnsi="Times New Roman" w:cs="Times New Roman"/>
@@ -3544,6 +3594,7 @@
         <w:tabs>
           <w:tab w:val="left" w:pos="1668"/>
         </w:tabs>
+        <w:spacing w:line="360" w:lineRule="auto"/>
         <w:jc w:val="both"/>
         <w:rPr>
           <w:rFonts w:ascii="Times New Roman" w:hAnsi="Times New Roman" w:cs="Times New Roman"/>
@@ -3569,6 +3620,7 @@
         <w:tabs>
           <w:tab w:val="left" w:pos="1668"/>
         </w:tabs>
+        <w:spacing w:line="360" w:lineRule="auto"/>
         <w:jc w:val="both"/>
         <w:rPr>
           <w:rFonts w:ascii="Times New Roman" w:hAnsi="Times New Roman" w:cs="Times New Roman"/>
@@ -3702,6 +3754,7 @@
     </w:p>
     <w:p>
       <w:pPr>
+        <w:spacing w:line="360" w:lineRule="auto"/>
         <w:jc w:val="both"/>
         <w:rPr>
           <w:rFonts w:ascii="Times New Roman" w:hAnsi="Times New Roman" w:cs="Times New Roman"/>
@@ -3728,6 +3781,7 @@
           <w:ilvl w:val="0"/>
           <w:numId w:val="10"/>
         </w:numPr>
+        <w:spacing w:line="360" w:lineRule="auto"/>
         <w:jc w:val="both"/>
         <w:rPr>
           <w:rFonts w:ascii="Times New Roman" w:hAnsi="Times New Roman" w:cs="Times New Roman"/>
@@ -3750,6 +3804,7 @@
           <w:ilvl w:val="0"/>
           <w:numId w:val="10"/>
         </w:numPr>
+        <w:spacing w:line="360" w:lineRule="auto"/>
         <w:jc w:val="both"/>
         <w:rPr>
           <w:rFonts w:ascii="Times New Roman" w:hAnsi="Times New Roman" w:cs="Times New Roman"/>
@@ -3772,6 +3827,7 @@
           <w:ilvl w:val="0"/>
           <w:numId w:val="10"/>
         </w:numPr>
+        <w:spacing w:line="360" w:lineRule="auto"/>
         <w:jc w:val="both"/>
         <w:rPr>
           <w:rFonts w:ascii="Times New Roman" w:hAnsi="Times New Roman" w:cs="Times New Roman"/>
@@ -3794,6 +3850,7 @@
           <w:ilvl w:val="0"/>
           <w:numId w:val="10"/>
         </w:numPr>
+        <w:spacing w:line="360" w:lineRule="auto"/>
         <w:jc w:val="both"/>
         <w:rPr>
           <w:rFonts w:ascii="Times New Roman" w:hAnsi="Times New Roman" w:cs="Times New Roman"/>
@@ -3816,6 +3873,7 @@
           <w:ilvl w:val="0"/>
           <w:numId w:val="10"/>
         </w:numPr>
+        <w:spacing w:line="360" w:lineRule="auto"/>
         <w:jc w:val="both"/>
         <w:rPr>
           <w:rFonts w:ascii="Times New Roman" w:hAnsi="Times New Roman" w:cs="Times New Roman"/>
@@ -3838,6 +3896,7 @@
           <w:ilvl w:val="0"/>
           <w:numId w:val="10"/>
         </w:numPr>
+        <w:spacing w:line="360" w:lineRule="auto"/>
         <w:jc w:val="both"/>
         <w:rPr>
           <w:rFonts w:ascii="Times New Roman" w:hAnsi="Times New Roman" w:cs="Times New Roman"/>
@@ -3856,6 +3915,7 @@
     </w:p>
     <w:p>
       <w:pPr>
+        <w:spacing w:line="360" w:lineRule="auto"/>
         <w:ind w:left="360"/>
         <w:jc w:val="both"/>
         <w:rPr>
@@ -3867,6 +3927,7 @@
     </w:p>
     <w:p>
       <w:pPr>
+        <w:spacing w:line="360" w:lineRule="auto"/>
         <w:jc w:val="both"/>
         <w:rPr>
           <w:rFonts w:ascii="Times New Roman" w:hAnsi="Times New Roman" w:cs="Times New Roman"/>
@@ -3889,6 +3950,7 @@
     </w:p>
     <w:p>
       <w:pPr>
+        <w:spacing w:line="360" w:lineRule="auto"/>
         <w:jc w:val="both"/>
         <w:rPr>
           <w:rFonts w:ascii="Times New Roman" w:hAnsi="Times New Roman" w:cs="Times New Roman"/>
@@ -3911,6 +3973,7 @@
     </w:p>
     <w:p>
       <w:pPr>
+        <w:spacing w:line="360" w:lineRule="auto"/>
         <w:jc w:val="both"/>
         <w:rPr>
           <w:rFonts w:ascii="Times New Roman" w:hAnsi="Times New Roman" w:cs="Times New Roman"/>
@@ -3929,23 +3992,25 @@
     </w:p>
     <w:p>
       <w:pPr>
-        <w:jc w:val="both"/>
-        <w:rPr>
-          <w:rFonts w:ascii="Times New Roman" w:hAnsi="Times New Roman" w:cs="Times New Roman"/>
-          <w:b/>
-          <w:bCs/>
-          <w:sz w:val="24"/>
-          <w:szCs w:val="24"/>
-        </w:rPr>
-      </w:pPr>
-      <w:r>
-        <w:rPr>
-          <w:rFonts w:ascii="Times New Roman" w:hAnsi="Times New Roman" w:cs="Times New Roman"/>
-          <w:b/>
-          <w:bCs/>
-          <w:sz w:val="24"/>
-          <w:szCs w:val="24"/>
-        </w:rPr>
+        <w:spacing w:line="360" w:lineRule="auto"/>
+        <w:jc w:val="both"/>
+        <w:rPr>
+          <w:rFonts w:ascii="Times New Roman" w:hAnsi="Times New Roman" w:cs="Times New Roman"/>
+          <w:b/>
+          <w:bCs/>
+          <w:sz w:val="24"/>
+          <w:szCs w:val="24"/>
+        </w:rPr>
+      </w:pPr>
+      <w:r>
+        <w:rPr>
+          <w:rFonts w:ascii="Times New Roman" w:hAnsi="Times New Roman" w:cs="Times New Roman"/>
+          <w:b/>
+          <w:bCs/>
+          <w:sz w:val="24"/>
+          <w:szCs w:val="24"/>
+        </w:rPr>
+        <w:lastRenderedPageBreak/>
         <w:t>3.2.2 Functional Requirements</w:t>
       </w:r>
     </w:p>
@@ -3955,6 +4020,7 @@
           <w:ilvl w:val="0"/>
           <w:numId w:val="11"/>
         </w:numPr>
+        <w:spacing w:line="360" w:lineRule="auto"/>
         <w:jc w:val="both"/>
         <w:rPr>
           <w:rFonts w:ascii="Times New Roman" w:hAnsi="Times New Roman" w:cs="Times New Roman"/>
@@ -3977,6 +4043,7 @@
           <w:ilvl w:val="0"/>
           <w:numId w:val="11"/>
         </w:numPr>
+        <w:spacing w:line="360" w:lineRule="auto"/>
         <w:jc w:val="both"/>
         <w:rPr>
           <w:rFonts w:ascii="Times New Roman" w:hAnsi="Times New Roman" w:cs="Times New Roman"/>
@@ -3999,6 +4066,7 @@
           <w:ilvl w:val="0"/>
           <w:numId w:val="11"/>
         </w:numPr>
+        <w:spacing w:line="360" w:lineRule="auto"/>
         <w:jc w:val="both"/>
         <w:rPr>
           <w:rFonts w:ascii="Times New Roman" w:hAnsi="Times New Roman" w:cs="Times New Roman"/>
@@ -4021,20 +4089,20 @@
           <w:ilvl w:val="0"/>
           <w:numId w:val="11"/>
         </w:numPr>
-        <w:jc w:val="both"/>
-        <w:rPr>
-          <w:rFonts w:ascii="Times New Roman" w:hAnsi="Times New Roman" w:cs="Times New Roman"/>
-          <w:sz w:val="24"/>
-          <w:szCs w:val="24"/>
-        </w:rPr>
-      </w:pPr>
-      <w:r>
-        <w:rPr>
-          <w:rFonts w:ascii="Times New Roman" w:hAnsi="Times New Roman" w:cs="Times New Roman"/>
-          <w:sz w:val="24"/>
-          <w:szCs w:val="24"/>
-        </w:rPr>
-        <w:lastRenderedPageBreak/>
+        <w:spacing w:line="360" w:lineRule="auto"/>
+        <w:jc w:val="both"/>
+        <w:rPr>
+          <w:rFonts w:ascii="Times New Roman" w:hAnsi="Times New Roman" w:cs="Times New Roman"/>
+          <w:sz w:val="24"/>
+          <w:szCs w:val="24"/>
+        </w:rPr>
+      </w:pPr>
+      <w:r>
+        <w:rPr>
+          <w:rFonts w:ascii="Times New Roman" w:hAnsi="Times New Roman" w:cs="Times New Roman"/>
+          <w:sz w:val="24"/>
+          <w:szCs w:val="24"/>
+        </w:rPr>
         <w:t>Calculate and manage fines</w:t>
       </w:r>
     </w:p>
@@ -4044,6 +4112,7 @@
           <w:ilvl w:val="0"/>
           <w:numId w:val="11"/>
         </w:numPr>
+        <w:spacing w:line="360" w:lineRule="auto"/>
         <w:jc w:val="both"/>
         <w:rPr>
           <w:rFonts w:ascii="Times New Roman" w:hAnsi="Times New Roman" w:cs="Times New Roman"/>
@@ -4066,6 +4135,7 @@
           <w:ilvl w:val="0"/>
           <w:numId w:val="11"/>
         </w:numPr>
+        <w:spacing w:line="360" w:lineRule="auto"/>
         <w:jc w:val="both"/>
         <w:rPr>
           <w:rFonts w:ascii="Times New Roman" w:hAnsi="Times New Roman" w:cs="Times New Roman"/>
@@ -4084,6 +4154,7 @@
     </w:p>
     <w:p>
       <w:pPr>
+        <w:spacing w:line="360" w:lineRule="auto"/>
         <w:jc w:val="both"/>
         <w:rPr>
           <w:rFonts w:ascii="Times New Roman" w:hAnsi="Times New Roman" w:cs="Times New Roman"/>
@@ -4106,6 +4177,7 @@
     </w:p>
     <w:p>
       <w:pPr>
+        <w:spacing w:line="360" w:lineRule="auto"/>
         <w:jc w:val="both"/>
         <w:rPr>
           <w:rFonts w:ascii="Times New Roman" w:hAnsi="Times New Roman" w:cs="Times New Roman"/>
@@ -4128,6 +4200,7 @@
     </w:p>
     <w:p>
       <w:pPr>
+        <w:spacing w:line="360" w:lineRule="auto"/>
         <w:jc w:val="both"/>
         <w:rPr>
           <w:rFonts w:ascii="Times New Roman" w:hAnsi="Times New Roman" w:cs="Times New Roman"/>
@@ -4146,6 +4219,7 @@
     </w:p>
     <w:p>
       <w:pPr>
+        <w:spacing w:line="360" w:lineRule="auto"/>
         <w:jc w:val="both"/>
         <w:rPr>
           <w:rFonts w:ascii="Times New Roman" w:hAnsi="Times New Roman" w:cs="Times New Roman"/>
@@ -4172,6 +4246,7 @@
           <w:ilvl w:val="0"/>
           <w:numId w:val="12"/>
         </w:numPr>
+        <w:spacing w:line="360" w:lineRule="auto"/>
         <w:jc w:val="both"/>
         <w:rPr>
           <w:rFonts w:ascii="Times New Roman" w:hAnsi="Times New Roman" w:cs="Times New Roman"/>
@@ -4194,6 +4269,7 @@
           <w:ilvl w:val="0"/>
           <w:numId w:val="12"/>
         </w:numPr>
+        <w:spacing w:line="360" w:lineRule="auto"/>
         <w:jc w:val="both"/>
         <w:rPr>
           <w:rFonts w:ascii="Times New Roman" w:hAnsi="Times New Roman" w:cs="Times New Roman"/>
@@ -4216,6 +4292,7 @@
           <w:ilvl w:val="0"/>
           <w:numId w:val="12"/>
         </w:numPr>
+        <w:spacing w:line="360" w:lineRule="auto"/>
         <w:jc w:val="both"/>
         <w:rPr>
           <w:rFonts w:ascii="Times New Roman" w:hAnsi="Times New Roman" w:cs="Times New Roman"/>
@@ -4238,6 +4315,7 @@
           <w:ilvl w:val="0"/>
           <w:numId w:val="12"/>
         </w:numPr>
+        <w:spacing w:line="360" w:lineRule="auto"/>
         <w:jc w:val="both"/>
         <w:rPr>
           <w:rFonts w:ascii="Times New Roman" w:hAnsi="Times New Roman" w:cs="Times New Roman"/>
@@ -4260,6 +4338,7 @@
           <w:ilvl w:val="0"/>
           <w:numId w:val="12"/>
         </w:numPr>
+        <w:spacing w:line="360" w:lineRule="auto"/>
         <w:jc w:val="both"/>
         <w:rPr>
           <w:rFonts w:ascii="Times New Roman" w:hAnsi="Times New Roman" w:cs="Times New Roman"/>
@@ -4282,6 +4361,7 @@
           <w:ilvl w:val="0"/>
           <w:numId w:val="12"/>
         </w:numPr>
+        <w:spacing w:line="360" w:lineRule="auto"/>
         <w:jc w:val="both"/>
         <w:rPr>
           <w:rFonts w:ascii="Times New Roman" w:hAnsi="Times New Roman" w:cs="Times New Roman"/>
@@ -4300,6 +4380,7 @@
     </w:p>
     <w:p>
       <w:pPr>
+        <w:spacing w:line="360" w:lineRule="auto"/>
         <w:jc w:val="both"/>
         <w:rPr>
           <w:rFonts w:ascii="Times New Roman" w:hAnsi="Times New Roman" w:cs="Times New Roman"/>
@@ -4322,6 +4403,7 @@
     </w:p>
     <w:p>
       <w:pPr>
+        <w:spacing w:line="360" w:lineRule="auto"/>
         <w:jc w:val="both"/>
         <w:rPr>
           <w:rFonts w:ascii="Times New Roman" w:hAnsi="Times New Roman" w:cs="Times New Roman"/>
@@ -4344,6 +4426,7 @@
     </w:p>
     <w:p>
       <w:pPr>
+        <w:spacing w:line="360" w:lineRule="auto"/>
         <w:jc w:val="both"/>
         <w:rPr>
           <w:rFonts w:ascii="Times New Roman" w:hAnsi="Times New Roman" w:cs="Times New Roman"/>
@@ -4362,19 +4445,54 @@
     </w:p>
     <w:p>
       <w:pPr>
-        <w:jc w:val="both"/>
-        <w:rPr>
-          <w:rFonts w:ascii="Times New Roman" w:hAnsi="Times New Roman" w:cs="Times New Roman"/>
-          <w:sz w:val="24"/>
-          <w:szCs w:val="24"/>
-        </w:rPr>
-      </w:pPr>
-      <w:r>
-        <w:rPr>
-          <w:rFonts w:ascii="Times New Roman" w:hAnsi="Times New Roman" w:cs="Times New Roman"/>
-          <w:sz w:val="24"/>
-          <w:szCs w:val="24"/>
-        </w:rPr>
+        <w:spacing w:line="360" w:lineRule="auto"/>
+        <w:jc w:val="both"/>
+        <w:rPr>
+          <w:rFonts w:ascii="Times New Roman" w:hAnsi="Times New Roman" w:cs="Times New Roman"/>
+          <w:sz w:val="24"/>
+          <w:szCs w:val="24"/>
+        </w:rPr>
+      </w:pPr>
+    </w:p>
+    <w:p>
+      <w:pPr>
+        <w:spacing w:line="360" w:lineRule="auto"/>
+        <w:jc w:val="both"/>
+        <w:rPr>
+          <w:rFonts w:ascii="Times New Roman" w:hAnsi="Times New Roman" w:cs="Times New Roman"/>
+          <w:sz w:val="24"/>
+          <w:szCs w:val="24"/>
+        </w:rPr>
+      </w:pPr>
+    </w:p>
+    <w:p>
+      <w:pPr>
+        <w:spacing w:line="360" w:lineRule="auto"/>
+        <w:jc w:val="both"/>
+        <w:rPr>
+          <w:rFonts w:ascii="Times New Roman" w:hAnsi="Times New Roman" w:cs="Times New Roman"/>
+          <w:sz w:val="24"/>
+          <w:szCs w:val="24"/>
+        </w:rPr>
+      </w:pPr>
+    </w:p>
+    <w:p>
+      <w:pPr>
+        <w:spacing w:line="360" w:lineRule="auto"/>
+        <w:jc w:val="both"/>
+        <w:rPr>
+          <w:rFonts w:ascii="Times New Roman" w:hAnsi="Times New Roman" w:cs="Times New Roman"/>
+          <w:sz w:val="24"/>
+          <w:szCs w:val="24"/>
+        </w:rPr>
+      </w:pPr>
+      <w:r>
+        <w:rPr>
+          <w:rFonts w:ascii="Times New Roman" w:hAnsi="Times New Roman" w:cs="Times New Roman"/>
+          <w:sz w:val="24"/>
+          <w:szCs w:val="24"/>
+        </w:rPr>
+        <w:lastRenderedPageBreak/>
         <w:t>// Example from LibraryReport.java shows fine calculation</w:t>
       </w:r>
     </w:p>
@@ -4496,84 +4614,24 @@
     </w:p>
     <w:p>
       <w:pPr>
-        <w:jc w:val="both"/>
-        <w:rPr>
-          <w:rFonts w:ascii="Times New Roman" w:hAnsi="Times New Roman" w:cs="Times New Roman"/>
-          <w:b/>
-          <w:bCs/>
-          <w:sz w:val="24"/>
-          <w:szCs w:val="24"/>
-        </w:rPr>
-      </w:pPr>
-    </w:p>
-    <w:p>
-      <w:pPr>
-        <w:jc w:val="both"/>
-        <w:rPr>
-          <w:rFonts w:ascii="Times New Roman" w:hAnsi="Times New Roman" w:cs="Times New Roman"/>
-          <w:b/>
-          <w:bCs/>
-          <w:sz w:val="24"/>
-          <w:szCs w:val="24"/>
-        </w:rPr>
-      </w:pPr>
-    </w:p>
-    <w:p>
-      <w:pPr>
-        <w:jc w:val="both"/>
-        <w:rPr>
-          <w:rFonts w:ascii="Times New Roman" w:hAnsi="Times New Roman" w:cs="Times New Roman"/>
-          <w:b/>
-          <w:bCs/>
-          <w:sz w:val="24"/>
-          <w:szCs w:val="24"/>
-        </w:rPr>
-      </w:pPr>
-    </w:p>
-    <w:p>
-      <w:pPr>
-        <w:jc w:val="both"/>
-        <w:rPr>
-          <w:rFonts w:ascii="Times New Roman" w:hAnsi="Times New Roman" w:cs="Times New Roman"/>
-          <w:b/>
-          <w:bCs/>
-          <w:sz w:val="24"/>
-          <w:szCs w:val="24"/>
-        </w:rPr>
-      </w:pPr>
-    </w:p>
-    <w:p>
-      <w:pPr>
-        <w:jc w:val="both"/>
-        <w:rPr>
-          <w:rFonts w:ascii="Times New Roman" w:hAnsi="Times New Roman" w:cs="Times New Roman"/>
-          <w:b/>
-          <w:bCs/>
-          <w:sz w:val="24"/>
-          <w:szCs w:val="24"/>
-        </w:rPr>
-      </w:pPr>
-    </w:p>
-    <w:p>
-      <w:pPr>
-        <w:jc w:val="both"/>
-        <w:rPr>
-          <w:rFonts w:ascii="Times New Roman" w:hAnsi="Times New Roman" w:cs="Times New Roman"/>
-          <w:b/>
-          <w:bCs/>
-          <w:sz w:val="24"/>
-          <w:szCs w:val="24"/>
-        </w:rPr>
-      </w:pPr>
-      <w:r>
-        <w:rPr>
-          <w:rFonts w:ascii="Times New Roman" w:hAnsi="Times New Roman" w:cs="Times New Roman"/>
-          <w:b/>
-          <w:bCs/>
-          <w:sz w:val="24"/>
-          <w:szCs w:val="24"/>
-        </w:rPr>
-        <w:lastRenderedPageBreak/>
+        <w:spacing w:line="360" w:lineRule="auto"/>
+        <w:jc w:val="both"/>
+        <w:rPr>
+          <w:rFonts w:ascii="Times New Roman" w:hAnsi="Times New Roman" w:cs="Times New Roman"/>
+          <w:b/>
+          <w:bCs/>
+          <w:sz w:val="24"/>
+          <w:szCs w:val="24"/>
+        </w:rPr>
+      </w:pPr>
+      <w:r>
+        <w:rPr>
+          <w:rFonts w:ascii="Times New Roman" w:hAnsi="Times New Roman" w:cs="Times New Roman"/>
+          <w:b/>
+          <w:bCs/>
+          <w:sz w:val="24"/>
+          <w:szCs w:val="24"/>
+        </w:rPr>
         <w:t>3.4.2 Functional Requirements</w:t>
       </w:r>
     </w:p>
@@ -4583,6 +4641,7 @@
           <w:ilvl w:val="0"/>
           <w:numId w:val="13"/>
         </w:numPr>
+        <w:spacing w:line="360" w:lineRule="auto"/>
         <w:jc w:val="both"/>
         <w:rPr>
           <w:rFonts w:ascii="Times New Roman" w:hAnsi="Times New Roman" w:cs="Times New Roman"/>
@@ -4605,6 +4664,7 @@
           <w:ilvl w:val="0"/>
           <w:numId w:val="13"/>
         </w:numPr>
+        <w:spacing w:line="360" w:lineRule="auto"/>
         <w:jc w:val="both"/>
         <w:rPr>
           <w:rFonts w:ascii="Times New Roman" w:hAnsi="Times New Roman" w:cs="Times New Roman"/>
@@ -4627,6 +4687,7 @@
           <w:ilvl w:val="0"/>
           <w:numId w:val="13"/>
         </w:numPr>
+        <w:spacing w:line="360" w:lineRule="auto"/>
         <w:jc w:val="both"/>
         <w:rPr>
           <w:rFonts w:ascii="Times New Roman" w:hAnsi="Times New Roman" w:cs="Times New Roman"/>
@@ -4649,6 +4710,7 @@
           <w:ilvl w:val="0"/>
           <w:numId w:val="13"/>
         </w:numPr>
+        <w:spacing w:line="360" w:lineRule="auto"/>
         <w:jc w:val="both"/>
         <w:rPr>
           <w:rFonts w:ascii="Times New Roman" w:hAnsi="Times New Roman" w:cs="Times New Roman"/>
@@ -4671,6 +4733,7 @@
           <w:ilvl w:val="0"/>
           <w:numId w:val="13"/>
         </w:numPr>
+        <w:spacing w:line="360" w:lineRule="auto"/>
         <w:jc w:val="both"/>
         <w:rPr>
           <w:rFonts w:ascii="Times New Roman" w:hAnsi="Times New Roman" w:cs="Times New Roman"/>
@@ -4689,6 +4752,7 @@
     </w:p>
     <w:p>
       <w:pPr>
+        <w:spacing w:line="360" w:lineRule="auto"/>
         <w:jc w:val="both"/>
         <w:rPr>
           <w:rFonts w:ascii="Times New Roman" w:hAnsi="Times New Roman" w:cs="Times New Roman"/>
@@ -4711,6 +4775,7 @@
     </w:p>
     <w:p>
       <w:pPr>
+        <w:spacing w:line="360" w:lineRule="auto"/>
         <w:jc w:val="both"/>
         <w:rPr>
           <w:rFonts w:ascii="Times New Roman" w:hAnsi="Times New Roman" w:cs="Times New Roman"/>
@@ -4733,6 +4798,7 @@
     </w:p>
     <w:p>
       <w:pPr>
+        <w:spacing w:line="360" w:lineRule="auto"/>
         <w:jc w:val="both"/>
         <w:rPr>
           <w:rFonts w:ascii="Times New Roman" w:hAnsi="Times New Roman" w:cs="Times New Roman"/>
@@ -4751,6 +4817,7 @@
     </w:p>
     <w:p>
       <w:pPr>
+        <w:spacing w:line="360" w:lineRule="auto"/>
         <w:jc w:val="both"/>
         <w:rPr>
           <w:rFonts w:ascii="Times New Roman" w:hAnsi="Times New Roman" w:cs="Times New Roman"/>
@@ -4777,6 +4844,7 @@
           <w:ilvl w:val="0"/>
           <w:numId w:val="14"/>
         </w:numPr>
+        <w:spacing w:line="360" w:lineRule="auto"/>
         <w:jc w:val="both"/>
         <w:rPr>
           <w:rFonts w:ascii="Times New Roman" w:hAnsi="Times New Roman" w:cs="Times New Roman"/>
@@ -4799,6 +4867,7 @@
           <w:ilvl w:val="0"/>
           <w:numId w:val="14"/>
         </w:numPr>
+        <w:spacing w:line="360" w:lineRule="auto"/>
         <w:jc w:val="both"/>
         <w:rPr>
           <w:rFonts w:ascii="Times New Roman" w:hAnsi="Times New Roman" w:cs="Times New Roman"/>
@@ -4821,6 +4890,7 @@
           <w:ilvl w:val="0"/>
           <w:numId w:val="14"/>
         </w:numPr>
+        <w:spacing w:line="360" w:lineRule="auto"/>
         <w:jc w:val="both"/>
         <w:rPr>
           <w:rFonts w:ascii="Times New Roman" w:hAnsi="Times New Roman" w:cs="Times New Roman"/>
@@ -4843,6 +4913,7 @@
           <w:ilvl w:val="0"/>
           <w:numId w:val="14"/>
         </w:numPr>
+        <w:spacing w:line="360" w:lineRule="auto"/>
         <w:jc w:val="both"/>
         <w:rPr>
           <w:rFonts w:ascii="Times New Roman" w:hAnsi="Times New Roman" w:cs="Times New Roman"/>
@@ -4865,6 +4936,7 @@
           <w:ilvl w:val="0"/>
           <w:numId w:val="14"/>
         </w:numPr>
+        <w:spacing w:line="360" w:lineRule="auto"/>
         <w:jc w:val="both"/>
         <w:rPr>
           <w:rFonts w:ascii="Times New Roman" w:hAnsi="Times New Roman" w:cs="Times New Roman"/>
@@ -4887,6 +4959,7 @@
           <w:ilvl w:val="0"/>
           <w:numId w:val="14"/>
         </w:numPr>
+        <w:spacing w:line="360" w:lineRule="auto"/>
         <w:jc w:val="both"/>
         <w:rPr>
           <w:rFonts w:ascii="Times New Roman" w:hAnsi="Times New Roman" w:cs="Times New Roman"/>
@@ -4905,6 +4978,7 @@
     </w:p>
     <w:p>
       <w:pPr>
+        <w:spacing w:line="360" w:lineRule="auto"/>
         <w:jc w:val="both"/>
         <w:rPr>
           <w:rFonts w:ascii="Times New Roman" w:hAnsi="Times New Roman" w:cs="Times New Roman"/>
@@ -4923,6 +4997,7 @@
     </w:p>
     <w:p>
       <w:pPr>
+        <w:spacing w:line="360" w:lineRule="auto"/>
         <w:jc w:val="both"/>
         <w:rPr>
           <w:rFonts w:ascii="Times New Roman" w:hAnsi="Times New Roman" w:cs="Times New Roman"/>
@@ -4941,6 +5016,7 @@
     </w:p>
     <w:p>
       <w:pPr>
+        <w:spacing w:line="360" w:lineRule="auto"/>
         <w:jc w:val="both"/>
         <w:rPr>
           <w:rFonts w:ascii="Times New Roman" w:hAnsi="Times New Roman" w:cs="Times New Roman"/>
@@ -4959,11 +5035,22 @@
           <w:szCs w:val="32"/>
         </w:rPr>
         <w:lastRenderedPageBreak/>
+        <w:t xml:space="preserve">4. </w:t>
+      </w:r>
+      <w:r>
+        <w:rPr>
+          <w:rFonts w:ascii="Times New Roman" w:hAnsi="Times New Roman" w:cs="Times New Roman"/>
+          <w:b/>
+          <w:bCs/>
+          <w:sz w:val="32"/>
+          <w:szCs w:val="32"/>
+        </w:rPr>
         <w:t>External Interface Requirements</w:t>
       </w:r>
     </w:p>
     <w:p>
       <w:pPr>
+        <w:spacing w:line="360" w:lineRule="auto"/>
         <w:jc w:val="both"/>
         <w:rPr>
           <w:rFonts w:ascii="Times New Roman" w:hAnsi="Times New Roman" w:cs="Times New Roman"/>
@@ -4986,6 +5073,7 @@
     </w:p>
     <w:p>
       <w:pPr>
+        <w:spacing w:line="360" w:lineRule="auto"/>
         <w:jc w:val="both"/>
         <w:rPr>
           <w:rFonts w:ascii="Times New Roman" w:hAnsi="Times New Roman" w:cs="Times New Roman"/>
@@ -5230,6 +5318,7 @@
     </w:p>
     <w:p>
       <w:pPr>
+        <w:spacing w:line="360" w:lineRule="auto"/>
         <w:jc w:val="both"/>
         <w:rPr>
           <w:rFonts w:ascii="Times New Roman" w:hAnsi="Times New Roman" w:cs="Times New Roman"/>
@@ -5239,7 +5328,11 @@
           <w:szCs w:val="28"/>
         </w:rPr>
       </w:pPr>
-      <w:r>
+    </w:p>
+    <w:p>
+      <w:pPr>
+        <w:spacing w:line="360" w:lineRule="auto"/>
+        <w:jc w:val="both"/>
         <w:rPr>
           <w:rFonts w:ascii="Times New Roman" w:hAnsi="Times New Roman" w:cs="Times New Roman"/>
           <w:b/>
@@ -5247,6 +5340,55 @@
           <w:sz w:val="28"/>
           <w:szCs w:val="28"/>
         </w:rPr>
+      </w:pPr>
+    </w:p>
+    <w:p>
+      <w:pPr>
+        <w:spacing w:line="360" w:lineRule="auto"/>
+        <w:jc w:val="both"/>
+        <w:rPr>
+          <w:rFonts w:ascii="Times New Roman" w:hAnsi="Times New Roman" w:cs="Times New Roman"/>
+          <w:b/>
+          <w:bCs/>
+          <w:sz w:val="28"/>
+          <w:szCs w:val="28"/>
+        </w:rPr>
+      </w:pPr>
+    </w:p>
+    <w:p>
+      <w:pPr>
+        <w:spacing w:line="360" w:lineRule="auto"/>
+        <w:jc w:val="both"/>
+        <w:rPr>
+          <w:rFonts w:ascii="Times New Roman" w:hAnsi="Times New Roman" w:cs="Times New Roman"/>
+          <w:b/>
+          <w:bCs/>
+          <w:sz w:val="28"/>
+          <w:szCs w:val="28"/>
+        </w:rPr>
+      </w:pPr>
+    </w:p>
+    <w:p>
+      <w:pPr>
+        <w:spacing w:line="360" w:lineRule="auto"/>
+        <w:jc w:val="both"/>
+        <w:rPr>
+          <w:rFonts w:ascii="Times New Roman" w:hAnsi="Times New Roman" w:cs="Times New Roman"/>
+          <w:b/>
+          <w:bCs/>
+          <w:sz w:val="28"/>
+          <w:szCs w:val="28"/>
+        </w:rPr>
+      </w:pPr>
+      <w:r>
+        <w:rPr>
+          <w:rFonts w:ascii="Times New Roman" w:hAnsi="Times New Roman" w:cs="Times New Roman"/>
+          <w:b/>
+          <w:bCs/>
+          <w:sz w:val="28"/>
+          <w:szCs w:val="28"/>
+        </w:rPr>
+        <w:lastRenderedPageBreak/>
         <w:t>4.2 Hardware Interfaces</w:t>
       </w:r>
     </w:p>
@@ -5256,6 +5398,7 @@
           <w:ilvl w:val="0"/>
           <w:numId w:val="15"/>
         </w:numPr>
+        <w:spacing w:line="360" w:lineRule="auto"/>
         <w:jc w:val="both"/>
         <w:rPr>
           <w:rFonts w:ascii="Times New Roman" w:hAnsi="Times New Roman" w:cs="Times New Roman"/>
@@ -5278,6 +5421,7 @@
           <w:ilvl w:val="1"/>
           <w:numId w:val="15"/>
         </w:numPr>
+        <w:spacing w:line="360" w:lineRule="auto"/>
         <w:jc w:val="both"/>
         <w:rPr>
           <w:rFonts w:ascii="Times New Roman" w:hAnsi="Times New Roman" w:cs="Times New Roman"/>
@@ -5300,6 +5444,7 @@
           <w:ilvl w:val="1"/>
           <w:numId w:val="15"/>
         </w:numPr>
+        <w:spacing w:line="360" w:lineRule="auto"/>
         <w:jc w:val="both"/>
         <w:rPr>
           <w:rFonts w:ascii="Times New Roman" w:hAnsi="Times New Roman" w:cs="Times New Roman"/>
@@ -5322,6 +5467,7 @@
           <w:ilvl w:val="1"/>
           <w:numId w:val="15"/>
         </w:numPr>
+        <w:spacing w:line="360" w:lineRule="auto"/>
         <w:jc w:val="both"/>
         <w:rPr>
           <w:rFonts w:ascii="Times New Roman" w:hAnsi="Times New Roman" w:cs="Times New Roman"/>
@@ -5344,6 +5490,7 @@
           <w:ilvl w:val="1"/>
           <w:numId w:val="15"/>
         </w:numPr>
+        <w:spacing w:line="360" w:lineRule="auto"/>
         <w:jc w:val="both"/>
         <w:rPr>
           <w:rFonts w:ascii="Times New Roman" w:hAnsi="Times New Roman" w:cs="Times New Roman"/>
@@ -5362,6 +5509,7 @@
     </w:p>
     <w:p>
       <w:pPr>
+        <w:spacing w:line="360" w:lineRule="auto"/>
         <w:jc w:val="both"/>
         <w:rPr>
           <w:rFonts w:ascii="Times New Roman" w:hAnsi="Times New Roman" w:cs="Times New Roman"/>
@@ -5379,7 +5527,6 @@
           <w:sz w:val="28"/>
           <w:szCs w:val="28"/>
         </w:rPr>
-        <w:lastRenderedPageBreak/>
         <w:t>4.3 Software Interfaces</w:t>
       </w:r>
     </w:p>
@@ -5389,6 +5536,7 @@
           <w:ilvl w:val="0"/>
           <w:numId w:val="16"/>
         </w:numPr>
+        <w:spacing w:line="360" w:lineRule="auto"/>
         <w:jc w:val="both"/>
         <w:rPr>
           <w:rFonts w:ascii="Times New Roman" w:hAnsi="Times New Roman" w:cs="Times New Roman"/>
@@ -5411,6 +5559,7 @@
           <w:ilvl w:val="1"/>
           <w:numId w:val="16"/>
         </w:numPr>
+        <w:spacing w:line="360" w:lineRule="auto"/>
         <w:jc w:val="both"/>
         <w:rPr>
           <w:rFonts w:ascii="Times New Roman" w:hAnsi="Times New Roman" w:cs="Times New Roman"/>
@@ -5433,6 +5582,7 @@
           <w:ilvl w:val="1"/>
           <w:numId w:val="16"/>
         </w:numPr>
+        <w:spacing w:line="360" w:lineRule="auto"/>
         <w:jc w:val="both"/>
         <w:rPr>
           <w:rFonts w:ascii="Times New Roman" w:hAnsi="Times New Roman" w:cs="Times New Roman"/>
@@ -5455,6 +5605,7 @@
           <w:ilvl w:val="0"/>
           <w:numId w:val="16"/>
         </w:numPr>
+        <w:spacing w:line="360" w:lineRule="auto"/>
         <w:jc w:val="both"/>
         <w:rPr>
           <w:rFonts w:ascii="Times New Roman" w:hAnsi="Times New Roman" w:cs="Times New Roman"/>
@@ -5477,6 +5628,7 @@
           <w:ilvl w:val="1"/>
           <w:numId w:val="16"/>
         </w:numPr>
+        <w:spacing w:line="360" w:lineRule="auto"/>
         <w:jc w:val="both"/>
         <w:rPr>
           <w:rFonts w:ascii="Times New Roman" w:hAnsi="Times New Roman" w:cs="Times New Roman"/>
@@ -5499,6 +5651,7 @@
           <w:ilvl w:val="1"/>
           <w:numId w:val="16"/>
         </w:numPr>
+        <w:spacing w:line="360" w:lineRule="auto"/>
         <w:jc w:val="both"/>
         <w:rPr>
           <w:rFonts w:ascii="Times New Roman" w:hAnsi="Times New Roman" w:cs="Times New Roman"/>
@@ -5521,6 +5674,7 @@
           <w:ilvl w:val="1"/>
           <w:numId w:val="16"/>
         </w:numPr>
+        <w:spacing w:line="360" w:lineRule="auto"/>
         <w:jc w:val="both"/>
         <w:rPr>
           <w:rFonts w:ascii="Times New Roman" w:hAnsi="Times New Roman" w:cs="Times New Roman"/>
@@ -5539,16 +5693,18 @@
     </w:p>
     <w:p>
       <w:pPr>
-        <w:jc w:val="both"/>
-        <w:rPr>
-          <w:rFonts w:ascii="Times New Roman" w:hAnsi="Times New Roman" w:cs="Times New Roman"/>
-          <w:sz w:val="24"/>
-          <w:szCs w:val="24"/>
-        </w:rPr>
-      </w:pPr>
-    </w:p>
-    <w:p>
-      <w:pPr>
+        <w:spacing w:line="360" w:lineRule="auto"/>
+        <w:jc w:val="both"/>
+        <w:rPr>
+          <w:rFonts w:ascii="Times New Roman" w:hAnsi="Times New Roman" w:cs="Times New Roman"/>
+          <w:sz w:val="24"/>
+          <w:szCs w:val="24"/>
+        </w:rPr>
+      </w:pPr>
+    </w:p>
+    <w:p>
+      <w:pPr>
+        <w:spacing w:line="360" w:lineRule="auto"/>
         <w:jc w:val="both"/>
         <w:rPr>
           <w:rFonts w:ascii="Times New Roman" w:hAnsi="Times New Roman" w:cs="Times New Roman"/>
@@ -5575,6 +5731,7 @@
           <w:ilvl w:val="0"/>
           <w:numId w:val="17"/>
         </w:numPr>
+        <w:spacing w:line="360" w:lineRule="auto"/>
         <w:jc w:val="both"/>
         <w:rPr>
           <w:rFonts w:ascii="Times New Roman" w:hAnsi="Times New Roman" w:cs="Times New Roman"/>
@@ -5597,6 +5754,7 @@
           <w:ilvl w:val="0"/>
           <w:numId w:val="17"/>
         </w:numPr>
+        <w:spacing w:line="360" w:lineRule="auto"/>
         <w:jc w:val="both"/>
         <w:rPr>
           <w:rFonts w:ascii="Times New Roman" w:hAnsi="Times New Roman" w:cs="Times New Roman"/>
@@ -5619,6 +5777,7 @@
           <w:ilvl w:val="0"/>
           <w:numId w:val="17"/>
         </w:numPr>
+        <w:spacing w:line="360" w:lineRule="auto"/>
         <w:jc w:val="both"/>
         <w:rPr>
           <w:rFonts w:ascii="Times New Roman" w:hAnsi="Times New Roman" w:cs="Times New Roman"/>
@@ -5637,6 +5796,7 @@
     </w:p>
     <w:p>
       <w:pPr>
+        <w:spacing w:line="360" w:lineRule="auto"/>
         <w:jc w:val="both"/>
         <w:rPr>
           <w:rFonts w:ascii="Times New Roman" w:hAnsi="Times New Roman" w:cs="Times New Roman"/>
@@ -5663,6 +5823,7 @@
           <w:ilvl w:val="0"/>
           <w:numId w:val="18"/>
         </w:numPr>
+        <w:spacing w:line="360" w:lineRule="auto"/>
         <w:jc w:val="both"/>
         <w:rPr>
           <w:rFonts w:ascii="Times New Roman" w:hAnsi="Times New Roman" w:cs="Times New Roman"/>
@@ -5685,6 +5846,7 @@
           <w:ilvl w:val="0"/>
           <w:numId w:val="18"/>
         </w:numPr>
+        <w:spacing w:line="360" w:lineRule="auto"/>
         <w:jc w:val="both"/>
         <w:rPr>
           <w:rFonts w:ascii="Times New Roman" w:hAnsi="Times New Roman" w:cs="Times New Roman"/>
@@ -5707,6 +5869,7 @@
           <w:ilvl w:val="0"/>
           <w:numId w:val="18"/>
         </w:numPr>
+        <w:spacing w:line="360" w:lineRule="auto"/>
         <w:jc w:val="both"/>
         <w:rPr>
           <w:rFonts w:ascii="Times New Roman" w:hAnsi="Times New Roman" w:cs="Times New Roman"/>
@@ -5729,6 +5892,7 @@
           <w:ilvl w:val="0"/>
           <w:numId w:val="18"/>
         </w:numPr>
+        <w:spacing w:line="360" w:lineRule="auto"/>
         <w:jc w:val="both"/>
         <w:rPr>
           <w:rFonts w:ascii="Times New Roman" w:hAnsi="Times New Roman" w:cs="Times New Roman"/>
@@ -5747,38 +5911,7 @@
     </w:p>
     <w:p>
       <w:pPr>
-        <w:numPr>
-          <w:ilvl w:val="0"/>
-          <w:numId w:val="18"/>
-        </w:numPr>
-        <w:jc w:val="both"/>
-        <w:rPr>
-          <w:rFonts w:ascii="Times New Roman" w:hAnsi="Times New Roman" w:cs="Times New Roman"/>
-          <w:sz w:val="24"/>
-          <w:szCs w:val="24"/>
-        </w:rPr>
-      </w:pPr>
-      <w:r>
-        <w:rPr>
-          <w:rFonts w:ascii="Times New Roman" w:hAnsi="Times New Roman" w:cs="Times New Roman"/>
-          <w:sz w:val="24"/>
-          <w:szCs w:val="24"/>
-        </w:rPr>
-        <w:t>Sequential write operations to prevent data corruption</w:t>
-      </w:r>
-    </w:p>
-    <w:p>
-      <w:pPr>
-        <w:jc w:val="both"/>
-        <w:rPr>
-          <w:rFonts w:ascii="Times New Roman" w:hAnsi="Times New Roman" w:cs="Times New Roman"/>
-          <w:sz w:val="24"/>
-          <w:szCs w:val="24"/>
-        </w:rPr>
-      </w:pPr>
-    </w:p>
-    <w:p>
-      <w:pPr>
+        <w:spacing w:line="360" w:lineRule="auto"/>
         <w:jc w:val="both"/>
         <w:rPr>
           <w:rFonts w:ascii="Times New Roman" w:hAnsi="Times New Roman" w:cs="Times New Roman"/>
@@ -5810,6 +5943,7 @@
     </w:p>
     <w:p>
       <w:pPr>
+        <w:spacing w:line="360" w:lineRule="auto"/>
         <w:jc w:val="both"/>
         <w:rPr>
           <w:rFonts w:ascii="Times New Roman" w:hAnsi="Times New Roman" w:cs="Times New Roman"/>
@@ -5836,6 +5970,7 @@
           <w:ilvl w:val="0"/>
           <w:numId w:val="19"/>
         </w:numPr>
+        <w:spacing w:line="360" w:lineRule="auto"/>
         <w:jc w:val="both"/>
         <w:rPr>
           <w:rFonts w:ascii="Times New Roman" w:hAnsi="Times New Roman" w:cs="Times New Roman"/>
@@ -5858,6 +5993,7 @@
           <w:ilvl w:val="0"/>
           <w:numId w:val="19"/>
         </w:numPr>
+        <w:spacing w:line="360" w:lineRule="auto"/>
         <w:jc w:val="both"/>
         <w:rPr>
           <w:rFonts w:ascii="Times New Roman" w:hAnsi="Times New Roman" w:cs="Times New Roman"/>
@@ -5880,6 +6016,7 @@
           <w:ilvl w:val="0"/>
           <w:numId w:val="19"/>
         </w:numPr>
+        <w:spacing w:line="360" w:lineRule="auto"/>
         <w:jc w:val="both"/>
         <w:rPr>
           <w:rFonts w:ascii="Times New Roman" w:hAnsi="Times New Roman" w:cs="Times New Roman"/>
@@ -5902,6 +6039,7 @@
           <w:ilvl w:val="0"/>
           <w:numId w:val="19"/>
         </w:numPr>
+        <w:spacing w:line="360" w:lineRule="auto"/>
         <w:jc w:val="both"/>
         <w:rPr>
           <w:rFonts w:ascii="Times New Roman" w:hAnsi="Times New Roman" w:cs="Times New Roman"/>
@@ -5920,6 +6058,7 @@
     </w:p>
     <w:p>
       <w:pPr>
+        <w:spacing w:line="360" w:lineRule="auto"/>
         <w:jc w:val="both"/>
         <w:rPr>
           <w:rFonts w:ascii="Times New Roman" w:hAnsi="Times New Roman" w:cs="Times New Roman"/>
@@ -5946,6 +6085,7 @@
           <w:ilvl w:val="0"/>
           <w:numId w:val="20"/>
         </w:numPr>
+        <w:spacing w:line="360" w:lineRule="auto"/>
         <w:jc w:val="both"/>
         <w:rPr>
           <w:rFonts w:ascii="Times New Roman" w:hAnsi="Times New Roman" w:cs="Times New Roman"/>
@@ -5968,6 +6108,7 @@
           <w:ilvl w:val="0"/>
           <w:numId w:val="20"/>
         </w:numPr>
+        <w:spacing w:line="360" w:lineRule="auto"/>
         <w:jc w:val="both"/>
         <w:rPr>
           <w:rFonts w:ascii="Times New Roman" w:hAnsi="Times New Roman" w:cs="Times New Roman"/>
@@ -5990,6 +6131,7 @@
           <w:ilvl w:val="0"/>
           <w:numId w:val="20"/>
         </w:numPr>
+        <w:spacing w:line="360" w:lineRule="auto"/>
         <w:jc w:val="both"/>
         <w:rPr>
           <w:rFonts w:ascii="Times New Roman" w:hAnsi="Times New Roman" w:cs="Times New Roman"/>
@@ -6012,6 +6154,7 @@
           <w:ilvl w:val="0"/>
           <w:numId w:val="20"/>
         </w:numPr>
+        <w:spacing w:line="360" w:lineRule="auto"/>
         <w:jc w:val="both"/>
         <w:rPr>
           <w:rFonts w:ascii="Times New Roman" w:hAnsi="Times New Roman" w:cs="Times New Roman"/>
@@ -6034,6 +6177,7 @@
           <w:ilvl w:val="0"/>
           <w:numId w:val="20"/>
         </w:numPr>
+        <w:spacing w:line="360" w:lineRule="auto"/>
         <w:jc w:val="both"/>
         <w:rPr>
           <w:rFonts w:ascii="Times New Roman" w:hAnsi="Times New Roman" w:cs="Times New Roman"/>
@@ -6052,6 +6196,7 @@
     </w:p>
     <w:p>
       <w:pPr>
+        <w:spacing w:line="360" w:lineRule="auto"/>
         <w:jc w:val="both"/>
         <w:rPr>
           <w:rFonts w:ascii="Times New Roman" w:hAnsi="Times New Roman" w:cs="Times New Roman"/>
@@ -6078,6 +6223,7 @@
           <w:ilvl w:val="0"/>
           <w:numId w:val="21"/>
         </w:numPr>
+        <w:spacing w:line="360" w:lineRule="auto"/>
         <w:jc w:val="both"/>
         <w:rPr>
           <w:rFonts w:ascii="Times New Roman" w:hAnsi="Times New Roman" w:cs="Times New Roman"/>
@@ -6100,6 +6246,7 @@
           <w:ilvl w:val="0"/>
           <w:numId w:val="21"/>
         </w:numPr>
+        <w:spacing w:line="360" w:lineRule="auto"/>
         <w:jc w:val="both"/>
         <w:rPr>
           <w:rFonts w:ascii="Times New Roman" w:hAnsi="Times New Roman" w:cs="Times New Roman"/>
@@ -6122,6 +6269,7 @@
           <w:ilvl w:val="0"/>
           <w:numId w:val="21"/>
         </w:numPr>
+        <w:spacing w:line="360" w:lineRule="auto"/>
         <w:jc w:val="both"/>
         <w:rPr>
           <w:rFonts w:ascii="Times New Roman" w:hAnsi="Times New Roman" w:cs="Times New Roman"/>
@@ -6144,6 +6292,7 @@
           <w:ilvl w:val="0"/>
           <w:numId w:val="21"/>
         </w:numPr>
+        <w:spacing w:line="360" w:lineRule="auto"/>
         <w:jc w:val="both"/>
         <w:rPr>
           <w:rFonts w:ascii="Times New Roman" w:hAnsi="Times New Roman" w:cs="Times New Roman"/>
@@ -6162,6 +6311,7 @@
     </w:p>
     <w:p>
       <w:pPr>
+        <w:spacing w:line="360" w:lineRule="auto"/>
         <w:jc w:val="both"/>
         <w:rPr>
           <w:rFonts w:ascii="Times New Roman" w:hAnsi="Times New Roman" w:cs="Times New Roman"/>
@@ -6188,6 +6338,7 @@
           <w:ilvl w:val="0"/>
           <w:numId w:val="22"/>
         </w:numPr>
+        <w:spacing w:line="360" w:lineRule="auto"/>
         <w:jc w:val="both"/>
         <w:rPr>
           <w:rFonts w:ascii="Times New Roman" w:hAnsi="Times New Roman" w:cs="Times New Roman"/>
@@ -6210,6 +6361,7 @@
           <w:ilvl w:val="0"/>
           <w:numId w:val="22"/>
         </w:numPr>
+        <w:spacing w:line="360" w:lineRule="auto"/>
         <w:jc w:val="both"/>
         <w:rPr>
           <w:rFonts w:ascii="Times New Roman" w:hAnsi="Times New Roman" w:cs="Times New Roman"/>
@@ -6232,6 +6384,7 @@
           <w:ilvl w:val="0"/>
           <w:numId w:val="22"/>
         </w:numPr>
+        <w:spacing w:line="360" w:lineRule="auto"/>
         <w:jc w:val="both"/>
         <w:rPr>
           <w:rFonts w:ascii="Times New Roman" w:hAnsi="Times New Roman" w:cs="Times New Roman"/>
@@ -6254,6 +6407,7 @@
           <w:ilvl w:val="0"/>
           <w:numId w:val="22"/>
         </w:numPr>
+        <w:spacing w:line="360" w:lineRule="auto"/>
         <w:jc w:val="both"/>
         <w:rPr>
           <w:rFonts w:ascii="Times New Roman" w:hAnsi="Times New Roman" w:cs="Times New Roman"/>
@@ -6272,6 +6426,29 @@
     </w:p>
     <w:p>
       <w:pPr>
+        <w:spacing w:line="360" w:lineRule="auto"/>
+        <w:jc w:val="both"/>
+        <w:rPr>
+          <w:rFonts w:ascii="Times New Roman" w:hAnsi="Times New Roman" w:cs="Times New Roman"/>
+          <w:sz w:val="24"/>
+          <w:szCs w:val="24"/>
+        </w:rPr>
+      </w:pPr>
+    </w:p>
+    <w:p>
+      <w:pPr>
+        <w:spacing w:line="360" w:lineRule="auto"/>
+        <w:jc w:val="both"/>
+        <w:rPr>
+          <w:rFonts w:ascii="Times New Roman" w:hAnsi="Times New Roman" w:cs="Times New Roman"/>
+          <w:sz w:val="24"/>
+          <w:szCs w:val="24"/>
+        </w:rPr>
+      </w:pPr>
+    </w:p>
+    <w:p>
+      <w:pPr>
+        <w:spacing w:line="360" w:lineRule="auto"/>
         <w:jc w:val="both"/>
         <w:rPr>
           <w:rFonts w:ascii="Times New Roman" w:hAnsi="Times New Roman" w:cs="Times New Roman"/>
@@ -6289,6 +6466,7 @@
           <w:sz w:val="28"/>
           <w:szCs w:val="28"/>
         </w:rPr>
+        <w:lastRenderedPageBreak/>
         <w:t>5.5 Maintainability</w:t>
       </w:r>
     </w:p>
@@ -6298,6 +6476,7 @@
           <w:ilvl w:val="0"/>
           <w:numId w:val="23"/>
         </w:numPr>
+        <w:spacing w:line="360" w:lineRule="auto"/>
         <w:jc w:val="both"/>
         <w:rPr>
           <w:rFonts w:ascii="Times New Roman" w:hAnsi="Times New Roman" w:cs="Times New Roman"/>
@@ -6320,6 +6499,7 @@
           <w:ilvl w:val="0"/>
           <w:numId w:val="23"/>
         </w:numPr>
+        <w:spacing w:line="360" w:lineRule="auto"/>
         <w:jc w:val="both"/>
         <w:rPr>
           <w:rFonts w:ascii="Times New Roman" w:hAnsi="Times New Roman" w:cs="Times New Roman"/>
@@ -6342,6 +6522,7 @@
           <w:ilvl w:val="0"/>
           <w:numId w:val="23"/>
         </w:numPr>
+        <w:spacing w:line="360" w:lineRule="auto"/>
         <w:jc w:val="both"/>
         <w:rPr>
           <w:rFonts w:ascii="Times New Roman" w:hAnsi="Times New Roman" w:cs="Times New Roman"/>
@@ -6364,6 +6545,7 @@
           <w:ilvl w:val="0"/>
           <w:numId w:val="23"/>
         </w:numPr>
+        <w:spacing w:line="360" w:lineRule="auto"/>
         <w:jc w:val="both"/>
         <w:rPr>
           <w:rFonts w:ascii="Times New Roman" w:hAnsi="Times New Roman" w:cs="Times New Roman"/>
@@ -6382,36 +6564,7 @@
     </w:p>
     <w:p>
       <w:pPr>
-        <w:jc w:val="both"/>
-        <w:rPr>
-          <w:rFonts w:ascii="Times New Roman" w:hAnsi="Times New Roman" w:cs="Times New Roman"/>
-          <w:sz w:val="24"/>
-          <w:szCs w:val="24"/>
-        </w:rPr>
-      </w:pPr>
-    </w:p>
-    <w:p>
-      <w:pPr>
-        <w:jc w:val="both"/>
-        <w:rPr>
-          <w:rFonts w:ascii="Times New Roman" w:hAnsi="Times New Roman" w:cs="Times New Roman"/>
-          <w:sz w:val="24"/>
-          <w:szCs w:val="24"/>
-        </w:rPr>
-      </w:pPr>
-    </w:p>
-    <w:p>
-      <w:pPr>
-        <w:jc w:val="both"/>
-        <w:rPr>
-          <w:rFonts w:ascii="Times New Roman" w:hAnsi="Times New Roman" w:cs="Times New Roman"/>
-          <w:sz w:val="24"/>
-          <w:szCs w:val="24"/>
-        </w:rPr>
-      </w:pPr>
-    </w:p>
-    <w:p>
-      <w:pPr>
+        <w:spacing w:line="360" w:lineRule="auto"/>
         <w:jc w:val="both"/>
         <w:rPr>
           <w:rFonts w:ascii="Times New Roman" w:hAnsi="Times New Roman" w:cs="Times New Roman"/>
@@ -6429,7 +6582,6 @@
           <w:sz w:val="28"/>
           <w:szCs w:val="28"/>
         </w:rPr>
-        <w:lastRenderedPageBreak/>
         <w:t>5.6 Usability</w:t>
       </w:r>
     </w:p>
@@ -6439,6 +6591,7 @@
           <w:ilvl w:val="0"/>
           <w:numId w:val="24"/>
         </w:numPr>
+        <w:spacing w:line="360" w:lineRule="auto"/>
         <w:jc w:val="both"/>
         <w:rPr>
           <w:rFonts w:ascii="Times New Roman" w:hAnsi="Times New Roman" w:cs="Times New Roman"/>
@@ -6461,6 +6614,7 @@
           <w:ilvl w:val="0"/>
           <w:numId w:val="24"/>
         </w:numPr>
+        <w:spacing w:line="360" w:lineRule="auto"/>
         <w:jc w:val="both"/>
         <w:rPr>
           <w:rFonts w:ascii="Times New Roman" w:hAnsi="Times New Roman" w:cs="Times New Roman"/>
@@ -6483,6 +6637,7 @@
           <w:ilvl w:val="0"/>
           <w:numId w:val="24"/>
         </w:numPr>
+        <w:spacing w:line="360" w:lineRule="auto"/>
         <w:jc w:val="both"/>
         <w:rPr>
           <w:rFonts w:ascii="Times New Roman" w:hAnsi="Times New Roman" w:cs="Times New Roman"/>
@@ -6505,6 +6660,7 @@
           <w:ilvl w:val="0"/>
           <w:numId w:val="24"/>
         </w:numPr>
+        <w:spacing w:line="360" w:lineRule="auto"/>
         <w:jc w:val="both"/>
         <w:rPr>
           <w:rFonts w:ascii="Times New Roman" w:hAnsi="Times New Roman" w:cs="Times New Roman"/>
@@ -6527,6 +6683,7 @@
           <w:ilvl w:val="0"/>
           <w:numId w:val="24"/>
         </w:numPr>
+        <w:spacing w:line="360" w:lineRule="auto"/>
         <w:jc w:val="both"/>
         <w:rPr>
           <w:rFonts w:ascii="Times New Roman" w:hAnsi="Times New Roman" w:cs="Times New Roman"/>
@@ -6545,6 +6702,7 @@
     </w:p>
     <w:p>
       <w:pPr>
+        <w:spacing w:line="360" w:lineRule="auto"/>
         <w:jc w:val="both"/>
         <w:rPr>
           <w:rFonts w:ascii="Times New Roman" w:hAnsi="Times New Roman" w:cs="Times New Roman"/>
@@ -6571,6 +6729,7 @@
           <w:ilvl w:val="0"/>
           <w:numId w:val="25"/>
         </w:numPr>
+        <w:spacing w:line="360" w:lineRule="auto"/>
         <w:jc w:val="both"/>
         <w:rPr>
           <w:rFonts w:ascii="Times New Roman" w:hAnsi="Times New Roman" w:cs="Times New Roman"/>
@@ -6593,6 +6752,7 @@
           <w:ilvl w:val="0"/>
           <w:numId w:val="25"/>
         </w:numPr>
+        <w:spacing w:line="360" w:lineRule="auto"/>
         <w:jc w:val="both"/>
         <w:rPr>
           <w:rFonts w:ascii="Times New Roman" w:hAnsi="Times New Roman" w:cs="Times New Roman"/>
@@ -6615,6 +6775,7 @@
           <w:ilvl w:val="0"/>
           <w:numId w:val="25"/>
         </w:numPr>
+        <w:spacing w:line="360" w:lineRule="auto"/>
         <w:jc w:val="both"/>
         <w:rPr>
           <w:rFonts w:ascii="Times New Roman" w:hAnsi="Times New Roman" w:cs="Times New Roman"/>
@@ -6637,6 +6798,7 @@
           <w:ilvl w:val="0"/>
           <w:numId w:val="25"/>
         </w:numPr>
+        <w:spacing w:line="360" w:lineRule="auto"/>
         <w:jc w:val="both"/>
         <w:rPr>
           <w:rFonts w:ascii="Times New Roman" w:hAnsi="Times New Roman" w:cs="Times New Roman"/>
@@ -6655,6 +6817,7 @@
     </w:p>
     <w:p>
       <w:pPr>
+        <w:spacing w:line="360" w:lineRule="auto"/>
         <w:jc w:val="both"/>
         <w:rPr>
           <w:rFonts w:ascii="Times New Roman" w:hAnsi="Times New Roman" w:cs="Times New Roman"/>
@@ -6681,6 +6844,7 @@
           <w:ilvl w:val="0"/>
           <w:numId w:val="26"/>
         </w:numPr>
+        <w:spacing w:line="360" w:lineRule="auto"/>
         <w:jc w:val="both"/>
         <w:rPr>
           <w:rFonts w:ascii="Times New Roman" w:hAnsi="Times New Roman" w:cs="Times New Roman"/>
@@ -6719,6 +6883,7 @@
           <w:ilvl w:val="0"/>
           <w:numId w:val="26"/>
         </w:numPr>
+        <w:spacing w:line="360" w:lineRule="auto"/>
         <w:jc w:val="both"/>
         <w:rPr>
           <w:rFonts w:ascii="Times New Roman" w:hAnsi="Times New Roman" w:cs="Times New Roman"/>
@@ -6741,6 +6906,7 @@
           <w:ilvl w:val="0"/>
           <w:numId w:val="26"/>
         </w:numPr>
+        <w:spacing w:line="360" w:lineRule="auto"/>
         <w:jc w:val="both"/>
         <w:rPr>
           <w:rFonts w:ascii="Times New Roman" w:hAnsi="Times New Roman" w:cs="Times New Roman"/>
@@ -6763,6 +6929,7 @@
           <w:ilvl w:val="0"/>
           <w:numId w:val="26"/>
         </w:numPr>
+        <w:spacing w:line="360" w:lineRule="auto"/>
         <w:jc w:val="both"/>
         <w:rPr>
           <w:rFonts w:ascii="Times New Roman" w:hAnsi="Times New Roman" w:cs="Times New Roman"/>
@@ -6785,6 +6952,7 @@
           <w:ilvl w:val="0"/>
           <w:numId w:val="26"/>
         </w:numPr>
+        <w:spacing w:line="360" w:lineRule="auto"/>
         <w:jc w:val="both"/>
         <w:rPr>
           <w:rFonts w:ascii="Times New Roman" w:hAnsi="Times New Roman" w:cs="Times New Roman"/>
@@ -6803,6 +6971,7 @@
     </w:p>
     <w:p>
       <w:pPr>
+        <w:spacing w:line="360" w:lineRule="auto"/>
         <w:jc w:val="both"/>
         <w:rPr>
           <w:rFonts w:ascii="Times New Roman" w:hAnsi="Times New Roman" w:cs="Times New Roman"/>
